--- a/TheorynCoding/Study Material/Java Overall/Java Overall/Quick Java/oza sir/New Way of Study/Multithreading Short Way.docx
+++ b/TheorynCoding/Study Material/Java Overall/Java Overall/Quick Java/oza sir/New Way of Study/Multithreading Short Way.docx
@@ -137,8 +137,168 @@
     </w:p>
     <w:p>
       <w:pPr>
+        <w:pStyle w:val="Heading2"/>
+        <w:rPr>
+          <w:sz w:val="20"/>
+          <w:szCs w:val="20"/>
+        </w:rPr>
+      </w:pPr>
+      <w:r>
+        <w:rPr>
+          <w:rFonts w:ascii="Cambria" w:hAnsi="Cambria" w:cs="Cambria"/>
+          <w:sz w:val="20"/>
+          <w:szCs w:val="20"/>
+        </w:rPr>
+        <w:t>✅</w:t>
+      </w:r>
+      <w:r>
+        <w:rPr>
+          <w:sz w:val="20"/>
+          <w:szCs w:val="20"/>
+        </w:rPr>
+        <w:t xml:space="preserve"> Core Interview Answer (short and precise)</w:t>
+      </w:r>
+    </w:p>
+    <w:p>
+      <w:pPr>
+        <w:numPr>
+          <w:ilvl w:val="0"/>
+          <w:numId w:val="1"/>
+        </w:numPr>
         <w:spacing w:before="100" w:beforeAutospacing="1" w:after="100" w:afterAutospacing="1" w:line="240" w:lineRule="auto"/>
         <w:rPr>
+          <w:sz w:val="20"/>
+          <w:szCs w:val="20"/>
+        </w:rPr>
+      </w:pPr>
+      <w:r>
+        <w:rPr>
+          <w:sz w:val="20"/>
+          <w:szCs w:val="20"/>
+        </w:rPr>
+        <w:t xml:space="preserve">Calling </w:t>
+      </w:r>
+      <w:proofErr w:type="gramStart"/>
+      <w:r>
+        <w:rPr>
+          <w:rStyle w:val="HTMLCode"/>
+          <w:rFonts w:eastAsiaTheme="majorEastAsia"/>
+        </w:rPr>
+        <w:t>run(</w:t>
+      </w:r>
+      <w:proofErr w:type="gramEnd"/>
+      <w:r>
+        <w:rPr>
+          <w:rStyle w:val="HTMLCode"/>
+          <w:rFonts w:eastAsiaTheme="majorEastAsia"/>
+        </w:rPr>
+        <w:t>)</w:t>
+      </w:r>
+      <w:r>
+        <w:rPr>
+          <w:sz w:val="20"/>
+          <w:szCs w:val="20"/>
+        </w:rPr>
+        <w:t xml:space="preserve"> directly </w:t>
+      </w:r>
+      <w:r>
+        <w:rPr>
+          <w:rStyle w:val="Strong"/>
+          <w:sz w:val="20"/>
+          <w:szCs w:val="20"/>
+        </w:rPr>
+        <w:t>does NOT create a new thread</w:t>
+      </w:r>
+      <w:r>
+        <w:rPr>
+          <w:sz w:val="20"/>
+          <w:szCs w:val="20"/>
+        </w:rPr>
+        <w:t xml:space="preserve">. It executes like a normal method in the </w:t>
+      </w:r>
+      <w:r>
+        <w:rPr>
+          <w:rStyle w:val="Strong"/>
+          <w:sz w:val="20"/>
+          <w:szCs w:val="20"/>
+        </w:rPr>
+        <w:t>current thread</w:t>
+      </w:r>
+      <w:r>
+        <w:rPr>
+          <w:sz w:val="20"/>
+          <w:szCs w:val="20"/>
+        </w:rPr>
+        <w:t xml:space="preserve">. </w:t>
+      </w:r>
+    </w:p>
+    <w:p>
+      <w:pPr>
+        <w:numPr>
+          <w:ilvl w:val="0"/>
+          <w:numId w:val="1"/>
+        </w:numPr>
+        <w:spacing w:before="100" w:beforeAutospacing="1" w:after="100" w:afterAutospacing="1" w:line="240" w:lineRule="auto"/>
+        <w:rPr>
+          <w:sz w:val="20"/>
+          <w:szCs w:val="20"/>
+        </w:rPr>
+      </w:pPr>
+      <w:r>
+        <w:rPr>
+          <w:sz w:val="20"/>
+          <w:szCs w:val="20"/>
+        </w:rPr>
+        <w:t xml:space="preserve">Calling </w:t>
+      </w:r>
+      <w:r>
+        <w:rPr>
+          <w:rStyle w:val="HTMLCode"/>
+          <w:rFonts w:eastAsiaTheme="majorEastAsia"/>
+        </w:rPr>
+        <w:t>start()</w:t>
+      </w:r>
+      <w:r>
+        <w:rPr>
+          <w:sz w:val="20"/>
+          <w:szCs w:val="20"/>
+        </w:rPr>
+        <w:t xml:space="preserve"> </w:t>
+      </w:r>
+      <w:r>
+        <w:rPr>
+          <w:rStyle w:val="Strong"/>
+          <w:sz w:val="20"/>
+          <w:szCs w:val="20"/>
+        </w:rPr>
+        <w:t>creates a new thread</w:t>
+      </w:r>
+      <w:r>
+        <w:rPr>
+          <w:sz w:val="20"/>
+          <w:szCs w:val="20"/>
+        </w:rPr>
+        <w:t xml:space="preserve">, and internally JVM calls the </w:t>
+      </w:r>
+      <w:r>
+        <w:rPr>
+          <w:rStyle w:val="HTMLCode"/>
+          <w:rFonts w:eastAsiaTheme="majorEastAsia"/>
+        </w:rPr>
+        <w:t>run()</w:t>
+      </w:r>
+      <w:r>
+        <w:rPr>
+          <w:sz w:val="20"/>
+          <w:szCs w:val="20"/>
+        </w:rPr>
+        <w:t xml:space="preserve"> method on that new thread</w:t>
+      </w:r>
+    </w:p>
+    <w:p>
+      <w:pPr>
+        <w:spacing w:before="100" w:beforeAutospacing="1" w:after="100" w:afterAutospacing="1" w:line="240" w:lineRule="auto"/>
+        <w:rPr>
           <w:rFonts w:ascii="Times New Roman" w:eastAsia="Times New Roman" w:hAnsi="Times New Roman" w:cs="Times New Roman"/>
           <w:b/>
           <w:bCs/>
@@ -148,14 +308,1627 @@
           <w:lang w:eastAsia="en-IN"/>
         </w:rPr>
       </w:pPr>
-      <w:r>
-        <w:rPr>
+    </w:p>
+    <w:p>
+      <w:pPr>
+        <w:spacing w:before="100" w:beforeAutospacing="1" w:after="100" w:afterAutospacing="1" w:line="240" w:lineRule="auto"/>
+        <w:rPr>
+          <w:sz w:val="20"/>
+          <w:szCs w:val="20"/>
+        </w:rPr>
+      </w:pPr>
+      <w:r>
+        <w:rPr>
+          <w:sz w:val="20"/>
+          <w:szCs w:val="20"/>
           <w:highlight w:val="yellow"/>
         </w:rPr>
         <w:t>Topic 3: Thread Creation</w:t>
+      </w:r>
+    </w:p>
+    <w:p>
+      <w:pPr>
+        <w:spacing w:before="100" w:beforeAutospacing="1" w:after="100" w:afterAutospacing="1" w:line="240" w:lineRule="auto"/>
+        <w:rPr>
+          <w:sz w:val="20"/>
+          <w:szCs w:val="20"/>
+        </w:rPr>
+      </w:pPr>
+      <w:r>
+        <w:rPr>
+          <w:sz w:val="20"/>
+          <w:szCs w:val="20"/>
+        </w:rPr>
+        <w:t xml:space="preserve">Thread creation in Java is the process of creating a new execution path using either the </w:t>
+      </w:r>
+      <w:r>
+        <w:rPr>
+          <w:rStyle w:val="HTMLCode"/>
+          <w:rFonts w:eastAsiaTheme="minorHAnsi"/>
+        </w:rPr>
+        <w:t>Thread</w:t>
+      </w:r>
+      <w:r>
+        <w:rPr>
+          <w:sz w:val="20"/>
+          <w:szCs w:val="20"/>
+        </w:rPr>
+        <w:t xml:space="preserve"> class or the </w:t>
+      </w:r>
+      <w:r>
+        <w:rPr>
+          <w:rStyle w:val="HTMLCode"/>
+          <w:rFonts w:eastAsiaTheme="minorHAnsi"/>
+        </w:rPr>
+        <w:t>Runnable</w:t>
+      </w:r>
+      <w:r>
+        <w:rPr>
+          <w:sz w:val="20"/>
+          <w:szCs w:val="20"/>
+        </w:rPr>
+        <w:t xml:space="preserve"> interface. The </w:t>
+      </w:r>
+      <w:proofErr w:type="gramStart"/>
+      <w:r>
+        <w:rPr>
+          <w:rStyle w:val="HTMLCode"/>
+          <w:rFonts w:eastAsiaTheme="minorHAnsi"/>
+        </w:rPr>
+        <w:t>start(</w:t>
+      </w:r>
+      <w:proofErr w:type="gramEnd"/>
+      <w:r>
+        <w:rPr>
+          <w:rStyle w:val="HTMLCode"/>
+          <w:rFonts w:eastAsiaTheme="minorHAnsi"/>
+        </w:rPr>
+        <w:t>)</w:t>
+      </w:r>
+      <w:r>
+        <w:rPr>
+          <w:sz w:val="20"/>
+          <w:szCs w:val="20"/>
+        </w:rPr>
+        <w:t xml:space="preserve"> method is used to begin execution, which internally calls the </w:t>
+      </w:r>
+      <w:r>
+        <w:rPr>
+          <w:rStyle w:val="HTMLCode"/>
+          <w:rFonts w:eastAsiaTheme="minorHAnsi"/>
+        </w:rPr>
+        <w:t>run()</w:t>
+      </w:r>
+      <w:r>
+        <w:rPr>
+          <w:sz w:val="20"/>
+          <w:szCs w:val="20"/>
+        </w:rPr>
+        <w:t xml:space="preserve"> method in a separate thread.</w:t>
+      </w:r>
+      <w:r>
+        <w:rPr>
+          <w:sz w:val="20"/>
+          <w:szCs w:val="20"/>
+        </w:rPr>
+        <w:br/>
+      </w:r>
+    </w:p>
+    <w:p>
+      <w:pPr>
+        <w:spacing w:before="100" w:beforeAutospacing="1" w:after="100" w:afterAutospacing="1" w:line="240" w:lineRule="auto"/>
+        <w:rPr>
+          <w:sz w:val="20"/>
+          <w:szCs w:val="20"/>
+        </w:rPr>
+      </w:pPr>
+      <w:r>
+        <w:rPr>
+          <w:sz w:val="20"/>
+          <w:szCs w:val="20"/>
+          <w:highlight w:val="yellow"/>
+        </w:rPr>
+        <w:t>Topic 4</w:t>
+      </w:r>
+      <w:r>
+        <w:rPr>
+          <w:sz w:val="20"/>
+          <w:szCs w:val="20"/>
+          <w:highlight w:val="yellow"/>
+        </w:rPr>
+        <w:t xml:space="preserve">: </w:t>
+      </w:r>
+      <w:r>
+        <w:rPr>
+          <w:rFonts w:ascii="Times New Roman" w:eastAsia="Times New Roman" w:hAnsi="Times New Roman" w:cs="Times New Roman"/>
+          <w:sz w:val="20"/>
+          <w:szCs w:val="20"/>
+          <w:highlight w:val="yellow"/>
+          <w:lang w:eastAsia="en-IN"/>
+        </w:rPr>
+        <w:t>Runnable</w:t>
+      </w:r>
+    </w:p>
+    <w:p>
+      <w:pPr>
+        <w:spacing w:before="100" w:beforeAutospacing="1" w:after="100" w:afterAutospacing="1" w:line="240" w:lineRule="auto"/>
+        <w:rPr>
+          <w:sz w:val="20"/>
+          <w:szCs w:val="20"/>
+        </w:rPr>
+      </w:pPr>
+      <w:r>
+        <w:rPr>
+          <w:sz w:val="20"/>
+          <w:szCs w:val="20"/>
+        </w:rPr>
+        <w:t xml:space="preserve">Runnable is a </w:t>
+      </w:r>
+      <w:r>
+        <w:rPr>
+          <w:b/>
+          <w:sz w:val="20"/>
+          <w:szCs w:val="20"/>
+        </w:rPr>
+        <w:t xml:space="preserve">way to define a task that can be executed by a thread in </w:t>
+      </w:r>
+      <w:r>
+        <w:rPr>
+          <w:sz w:val="20"/>
+          <w:szCs w:val="20"/>
+        </w:rPr>
+        <w:t xml:space="preserve">Java using the </w:t>
+      </w:r>
+      <w:proofErr w:type="gramStart"/>
+      <w:r>
+        <w:rPr>
+          <w:rStyle w:val="HTMLCode"/>
+          <w:rFonts w:eastAsiaTheme="minorHAnsi"/>
+        </w:rPr>
+        <w:t>run(</w:t>
+      </w:r>
+      <w:proofErr w:type="gramEnd"/>
+      <w:r>
+        <w:rPr>
+          <w:rStyle w:val="HTMLCode"/>
+          <w:rFonts w:eastAsiaTheme="minorHAnsi"/>
+        </w:rPr>
+        <w:t>)</w:t>
+      </w:r>
+      <w:r>
+        <w:rPr>
+          <w:sz w:val="20"/>
+          <w:szCs w:val="20"/>
+        </w:rPr>
+        <w:t xml:space="preserve"> method.</w:t>
+      </w:r>
+    </w:p>
+    <w:p>
+      <w:pPr>
+        <w:spacing w:before="100" w:beforeAutospacing="1" w:after="100" w:afterAutospacing="1" w:line="240" w:lineRule="auto"/>
+        <w:rPr>
+          <w:sz w:val="20"/>
+          <w:szCs w:val="20"/>
+        </w:rPr>
+      </w:pPr>
+    </w:p>
+    <w:p>
+      <w:pPr>
+        <w:spacing w:before="100" w:beforeAutospacing="1" w:after="100" w:afterAutospacing="1" w:line="240" w:lineRule="auto"/>
+        <w:rPr>
+          <w:rFonts w:ascii="Times New Roman" w:eastAsia="Times New Roman" w:hAnsi="Times New Roman" w:cs="Times New Roman"/>
+          <w:sz w:val="20"/>
+          <w:szCs w:val="20"/>
+          <w:lang w:eastAsia="en-IN"/>
+        </w:rPr>
+      </w:pPr>
+      <w:r>
+        <w:rPr>
+          <w:sz w:val="20"/>
+          <w:szCs w:val="20"/>
+          <w:highlight w:val="yellow"/>
+        </w:rPr>
+        <w:t xml:space="preserve">Topic 4: </w:t>
+      </w:r>
+      <w:r>
+        <w:rPr>
+          <w:rFonts w:ascii="Times New Roman" w:eastAsia="Times New Roman" w:hAnsi="Times New Roman" w:cs="Times New Roman"/>
+          <w:sz w:val="20"/>
+          <w:szCs w:val="20"/>
+          <w:highlight w:val="yellow"/>
+          <w:lang w:eastAsia="en-IN"/>
+        </w:rPr>
+        <w:t>Callable</w:t>
+      </w:r>
+      <w:r>
+        <w:rPr>
+          <w:rFonts w:ascii="Times New Roman" w:eastAsia="Times New Roman" w:hAnsi="Times New Roman" w:cs="Times New Roman"/>
+          <w:sz w:val="20"/>
+          <w:szCs w:val="20"/>
+          <w:lang w:eastAsia="en-IN"/>
+        </w:rPr>
+        <w:t xml:space="preserve"> </w:t>
+      </w:r>
+    </w:p>
+    <w:p>
+      <w:pPr>
+        <w:pStyle w:val="NormalWeb"/>
+        <w:rPr>
+          <w:sz w:val="20"/>
+          <w:szCs w:val="20"/>
+        </w:rPr>
+      </w:pPr>
+      <w:r>
+        <w:rPr>
+          <w:sz w:val="20"/>
+          <w:szCs w:val="20"/>
+        </w:rPr>
+        <w:t>Think of:</w:t>
+      </w:r>
+    </w:p>
+    <w:p>
+      <w:pPr>
+        <w:pStyle w:val="NormalWeb"/>
+        <w:numPr>
+          <w:ilvl w:val="0"/>
+          <w:numId w:val="3"/>
+        </w:numPr>
+        <w:rPr>
+          <w:sz w:val="20"/>
+          <w:szCs w:val="20"/>
+        </w:rPr>
+      </w:pPr>
+      <w:r>
+        <w:rPr>
+          <w:sz w:val="20"/>
+          <w:szCs w:val="20"/>
+        </w:rPr>
+        <w:lastRenderedPageBreak/>
+        <w:t>Runnable → a worker doing a job (no result returned)</w:t>
+      </w:r>
+    </w:p>
+    <w:p>
+      <w:pPr>
+        <w:pStyle w:val="NormalWeb"/>
+        <w:numPr>
+          <w:ilvl w:val="0"/>
+          <w:numId w:val="3"/>
+        </w:numPr>
+        <w:rPr>
+          <w:sz w:val="20"/>
+          <w:szCs w:val="20"/>
+        </w:rPr>
+      </w:pPr>
+      <w:r>
+        <w:rPr>
+          <w:sz w:val="20"/>
+          <w:szCs w:val="20"/>
+        </w:rPr>
+        <w:t xml:space="preserve">Callable → a worker doing a job and </w:t>
+      </w:r>
+      <w:r>
+        <w:rPr>
+          <w:rStyle w:val="Strong"/>
+          <w:sz w:val="20"/>
+          <w:szCs w:val="20"/>
+        </w:rPr>
+        <w:t>reporting result back</w:t>
+      </w:r>
+    </w:p>
+    <w:p>
+      <w:pPr>
+        <w:rPr>
+          <w:sz w:val="20"/>
+          <w:szCs w:val="20"/>
+        </w:rPr>
+      </w:pPr>
+      <w:r>
+        <w:rPr>
+          <w:sz w:val="20"/>
+          <w:szCs w:val="20"/>
+        </w:rPr>
+        <w:pict>
+          <v:rect id="_x0000_i1025" style="width:0;height:1.5pt" o:hralign="center" o:hrstd="t" o:hr="t" fillcolor="#a0a0a0" stroked="f"/>
+        </w:pict>
+      </w:r>
+    </w:p>
+    <w:p>
+      <w:pPr>
+        <w:pStyle w:val="Heading2"/>
+        <w:rPr>
+          <w:sz w:val="20"/>
+          <w:szCs w:val="20"/>
+        </w:rPr>
+      </w:pPr>
+      <w:r>
+        <w:rPr>
+          <w:rFonts w:ascii="Times New Roman" w:hAnsi="Times New Roman" w:cs="Times New Roman"/>
+          <w:sz w:val="20"/>
+          <w:szCs w:val="20"/>
+        </w:rPr>
+        <w:t>🔹</w:t>
+      </w:r>
+      <w:r>
+        <w:rPr>
+          <w:sz w:val="20"/>
+          <w:szCs w:val="20"/>
+        </w:rPr>
+        <w:t xml:space="preserve"> Interview Answer (Simple)</w:t>
+      </w:r>
+    </w:p>
+    <w:p>
+      <w:pPr>
+        <w:pStyle w:val="NormalWeb"/>
+        <w:rPr>
+          <w:sz w:val="20"/>
+          <w:szCs w:val="20"/>
+        </w:rPr>
+      </w:pPr>
+      <w:r>
+        <w:rPr>
+          <w:sz w:val="20"/>
+          <w:szCs w:val="20"/>
+        </w:rPr>
+        <w:t xml:space="preserve">Callable is a functional interface in Java used for executing tasks that return a result and may throw exceptions. Unlike Runnable, it uses the </w:t>
+      </w:r>
+      <w:proofErr w:type="gramStart"/>
+      <w:r>
+        <w:rPr>
+          <w:rStyle w:val="HTMLCode"/>
+        </w:rPr>
+        <w:t>call(</w:t>
+      </w:r>
+      <w:proofErr w:type="gramEnd"/>
+      <w:r>
+        <w:rPr>
+          <w:rStyle w:val="HTMLCode"/>
+        </w:rPr>
+        <w:t>)</w:t>
+      </w:r>
+      <w:r>
+        <w:rPr>
+          <w:sz w:val="20"/>
+          <w:szCs w:val="20"/>
+        </w:rPr>
+        <w:t xml:space="preserve"> method instead of </w:t>
+      </w:r>
+      <w:r>
+        <w:rPr>
+          <w:rStyle w:val="HTMLCode"/>
+        </w:rPr>
+        <w:t>run()</w:t>
+      </w:r>
+      <w:r>
+        <w:rPr>
+          <w:sz w:val="20"/>
+          <w:szCs w:val="20"/>
+        </w:rPr>
+        <w:t xml:space="preserve">. Callable tasks are executed using </w:t>
+      </w:r>
+      <w:proofErr w:type="spellStart"/>
+      <w:r>
+        <w:rPr>
+          <w:sz w:val="20"/>
+          <w:szCs w:val="20"/>
+        </w:rPr>
+        <w:t>ExecutorService</w:t>
+      </w:r>
+      <w:proofErr w:type="spellEnd"/>
+      <w:r>
+        <w:rPr>
+          <w:sz w:val="20"/>
+          <w:szCs w:val="20"/>
+        </w:rPr>
+        <w:t>, and the result is obtained using a Future object.</w:t>
+      </w:r>
+    </w:p>
+    <w:p>
+      <w:pPr>
+        <w:spacing w:before="100" w:beforeAutospacing="1" w:after="100" w:afterAutospacing="1" w:line="240" w:lineRule="auto"/>
+        <w:outlineLvl w:val="2"/>
+        <w:rPr>
+          <w:rFonts w:ascii="Times New Roman" w:eastAsia="Times New Roman" w:hAnsi="Times New Roman" w:cs="Times New Roman"/>
+          <w:b/>
+          <w:bCs/>
+          <w:sz w:val="20"/>
+          <w:szCs w:val="20"/>
+          <w:lang w:eastAsia="en-IN"/>
+        </w:rPr>
+      </w:pPr>
+      <w:r>
+        <w:rPr>
+          <w:rFonts w:ascii="Times New Roman" w:eastAsia="Times New Roman" w:hAnsi="Times New Roman" w:cs="Times New Roman"/>
+          <w:b/>
+          <w:bCs/>
+          <w:sz w:val="20"/>
+          <w:szCs w:val="20"/>
+          <w:highlight w:val="yellow"/>
+          <w:lang w:eastAsia="en-IN"/>
+        </w:rPr>
+        <w:t xml:space="preserve">Topic 5: </w:t>
+      </w:r>
+      <w:r>
+        <w:rPr>
+          <w:rFonts w:ascii="Times New Roman" w:eastAsia="Times New Roman" w:hAnsi="Times New Roman" w:cs="Times New Roman"/>
+          <w:b/>
+          <w:bCs/>
+          <w:sz w:val="20"/>
+          <w:szCs w:val="20"/>
+          <w:highlight w:val="yellow"/>
+          <w:lang w:eastAsia="en-IN"/>
+        </w:rPr>
+        <w:t>Synchronization</w:t>
+      </w:r>
+    </w:p>
+    <w:p>
+      <w:pPr>
+        <w:spacing w:before="100" w:beforeAutospacing="1" w:after="100" w:afterAutospacing="1" w:line="240" w:lineRule="auto"/>
+        <w:rPr>
+          <w:rFonts w:ascii="Times New Roman" w:eastAsia="Times New Roman" w:hAnsi="Times New Roman" w:cs="Times New Roman"/>
+          <w:sz w:val="20"/>
+          <w:szCs w:val="20"/>
+          <w:lang w:eastAsia="en-IN"/>
+        </w:rPr>
+      </w:pPr>
+    </w:p>
+    <w:p>
+      <w:pPr>
+        <w:spacing w:before="100" w:beforeAutospacing="1" w:after="100" w:afterAutospacing="1" w:line="240" w:lineRule="auto"/>
+        <w:outlineLvl w:val="0"/>
+        <w:rPr>
+          <w:rFonts w:ascii="Times New Roman" w:eastAsia="Times New Roman" w:hAnsi="Times New Roman" w:cs="Times New Roman"/>
+          <w:b/>
+          <w:bCs/>
+          <w:kern w:val="36"/>
+          <w:sz w:val="20"/>
+          <w:szCs w:val="20"/>
+          <w:lang w:eastAsia="en-IN"/>
+        </w:rPr>
+      </w:pPr>
+      <w:proofErr w:type="gramStart"/>
+      <w:r>
+        <w:rPr>
+          <w:rFonts w:ascii="Cambria" w:eastAsia="Times New Roman" w:hAnsi="Cambria" w:cs="Cambria"/>
+          <w:b/>
+          <w:bCs/>
+          <w:kern w:val="36"/>
+          <w:sz w:val="20"/>
+          <w:szCs w:val="20"/>
+          <w:highlight w:val="yellow"/>
+          <w:lang w:eastAsia="en-IN"/>
+        </w:rPr>
+        <w:t>🔹</w:t>
+      </w:r>
+      <w:r>
+        <w:rPr>
+          <w:rFonts w:ascii="Times New Roman" w:eastAsia="Times New Roman" w:hAnsi="Times New Roman" w:cs="Times New Roman"/>
+          <w:b/>
+          <w:bCs/>
+          <w:kern w:val="36"/>
+          <w:sz w:val="20"/>
+          <w:szCs w:val="20"/>
+          <w:highlight w:val="yellow"/>
+          <w:lang w:eastAsia="en-IN"/>
+        </w:rPr>
+        <w:t xml:space="preserve"> 1.</w:t>
+      </w:r>
+      <w:proofErr w:type="gramEnd"/>
+      <w:r>
+        <w:rPr>
+          <w:rFonts w:ascii="Times New Roman" w:eastAsia="Times New Roman" w:hAnsi="Times New Roman" w:cs="Times New Roman"/>
+          <w:b/>
+          <w:bCs/>
+          <w:kern w:val="36"/>
+          <w:sz w:val="20"/>
+          <w:szCs w:val="20"/>
+          <w:highlight w:val="yellow"/>
+          <w:lang w:eastAsia="en-IN"/>
+        </w:rPr>
+        <w:t xml:space="preserve"> </w:t>
+      </w:r>
+      <w:proofErr w:type="gramStart"/>
+      <w:r>
+        <w:rPr>
+          <w:rFonts w:ascii="Times New Roman" w:eastAsia="Times New Roman" w:hAnsi="Times New Roman" w:cs="Times New Roman"/>
+          <w:b/>
+          <w:bCs/>
+          <w:kern w:val="36"/>
+          <w:sz w:val="20"/>
+          <w:szCs w:val="20"/>
+          <w:highlight w:val="yellow"/>
+          <w:lang w:eastAsia="en-IN"/>
+        </w:rPr>
+        <w:t>synchronized</w:t>
+      </w:r>
+      <w:proofErr w:type="gramEnd"/>
+      <w:r>
+        <w:rPr>
+          <w:rFonts w:ascii="Times New Roman" w:eastAsia="Times New Roman" w:hAnsi="Times New Roman" w:cs="Times New Roman"/>
+          <w:b/>
+          <w:bCs/>
+          <w:kern w:val="36"/>
+          <w:sz w:val="20"/>
+          <w:szCs w:val="20"/>
+          <w:highlight w:val="yellow"/>
+          <w:lang w:eastAsia="en-IN"/>
+        </w:rPr>
+        <w:t xml:space="preserve"> (Interview Speaker Note)</w:t>
       </w:r>
       <w:bookmarkStart w:id="0" w:name="_GoBack"/>
       <w:bookmarkEnd w:id="0"/>
+    </w:p>
+    <w:p>
+      <w:pPr>
+        <w:spacing w:before="100" w:beforeAutospacing="1" w:after="100" w:afterAutospacing="1" w:line="240" w:lineRule="auto"/>
+        <w:rPr>
+          <w:rFonts w:ascii="Times New Roman" w:eastAsia="Times New Roman" w:hAnsi="Times New Roman" w:cs="Times New Roman"/>
+          <w:sz w:val="20"/>
+          <w:szCs w:val="20"/>
+          <w:lang w:eastAsia="en-IN"/>
+        </w:rPr>
+      </w:pPr>
+      <w:r>
+        <w:rPr>
+          <w:rFonts w:ascii="Times New Roman" w:eastAsia="Times New Roman" w:hAnsi="Times New Roman" w:cs="Times New Roman"/>
+          <w:sz w:val="20"/>
+          <w:szCs w:val="20"/>
+          <w:lang w:eastAsia="en-IN"/>
+        </w:rPr>
+        <w:t xml:space="preserve">👉 </w:t>
+      </w:r>
+      <w:r>
+        <w:rPr>
+          <w:rFonts w:ascii="Times New Roman" w:eastAsia="Times New Roman" w:hAnsi="Times New Roman" w:cs="Times New Roman"/>
+          <w:b/>
+          <w:bCs/>
+          <w:sz w:val="20"/>
+          <w:szCs w:val="20"/>
+          <w:lang w:eastAsia="en-IN"/>
+        </w:rPr>
+        <w:t>Answer:</w:t>
+      </w:r>
+    </w:p>
+    <w:p>
+      <w:pPr>
+        <w:spacing w:beforeAutospacing="1" w:after="100" w:afterAutospacing="1" w:line="240" w:lineRule="auto"/>
+        <w:rPr>
+          <w:rFonts w:ascii="Times New Roman" w:eastAsia="Times New Roman" w:hAnsi="Times New Roman" w:cs="Times New Roman"/>
+          <w:sz w:val="20"/>
+          <w:szCs w:val="20"/>
+          <w:lang w:eastAsia="en-IN"/>
+        </w:rPr>
+      </w:pPr>
+      <w:r>
+        <w:rPr>
+          <w:rFonts w:ascii="Times New Roman" w:eastAsia="Times New Roman" w:hAnsi="Times New Roman" w:cs="Times New Roman"/>
+          <w:sz w:val="20"/>
+          <w:szCs w:val="20"/>
+          <w:lang w:eastAsia="en-IN"/>
+        </w:rPr>
+        <w:t xml:space="preserve">The </w:t>
+      </w:r>
+      <w:r>
+        <w:rPr>
+          <w:rFonts w:ascii="Courier New" w:eastAsia="Times New Roman" w:hAnsi="Courier New" w:cs="Courier New"/>
+          <w:sz w:val="20"/>
+          <w:szCs w:val="20"/>
+          <w:lang w:eastAsia="en-IN"/>
+        </w:rPr>
+        <w:t>synchronized</w:t>
+      </w:r>
+      <w:r>
+        <w:rPr>
+          <w:rFonts w:ascii="Times New Roman" w:eastAsia="Times New Roman" w:hAnsi="Times New Roman" w:cs="Times New Roman"/>
+          <w:sz w:val="20"/>
+          <w:szCs w:val="20"/>
+          <w:lang w:eastAsia="en-IN"/>
+        </w:rPr>
+        <w:t xml:space="preserve"> keyword in Java is used to control access of multiple threads to a shared resource. It ensures that only one thread can execute a method or block at a time, which prevents race conditions and data inconsistency. It can be applied to methods or blocks and uses an intrinsic lock on the object.</w:t>
+      </w:r>
+    </w:p>
+    <w:p>
+      <w:pPr>
+        <w:spacing w:after="0" w:line="240" w:lineRule="auto"/>
+        <w:rPr>
+          <w:rFonts w:ascii="Times New Roman" w:eastAsia="Times New Roman" w:hAnsi="Times New Roman" w:cs="Times New Roman"/>
+          <w:sz w:val="20"/>
+          <w:szCs w:val="20"/>
+          <w:lang w:eastAsia="en-IN"/>
+        </w:rPr>
+      </w:pPr>
+      <w:r>
+        <w:rPr>
+          <w:rFonts w:ascii="Times New Roman" w:eastAsia="Times New Roman" w:hAnsi="Times New Roman" w:cs="Times New Roman"/>
+          <w:sz w:val="20"/>
+          <w:szCs w:val="20"/>
+          <w:lang w:eastAsia="en-IN"/>
+        </w:rPr>
+        <w:pict>
+          <v:rect id="_x0000_i1026" style="width:0;height:1.5pt" o:hralign="center" o:hrstd="t" o:hr="t" fillcolor="#a0a0a0" stroked="f"/>
+        </w:pict>
+      </w:r>
+    </w:p>
+    <w:p>
+      <w:pPr>
+        <w:spacing w:before="100" w:beforeAutospacing="1" w:after="100" w:afterAutospacing="1" w:line="240" w:lineRule="auto"/>
+        <w:outlineLvl w:val="0"/>
+        <w:rPr>
+          <w:rFonts w:ascii="Times New Roman" w:eastAsia="Times New Roman" w:hAnsi="Times New Roman" w:cs="Times New Roman"/>
+          <w:b/>
+          <w:bCs/>
+          <w:kern w:val="36"/>
+          <w:sz w:val="20"/>
+          <w:szCs w:val="20"/>
+          <w:lang w:eastAsia="en-IN"/>
+        </w:rPr>
+      </w:pPr>
+      <w:proofErr w:type="gramStart"/>
+      <w:r>
+        <w:rPr>
+          <w:rFonts w:ascii="Times New Roman" w:eastAsia="Times New Roman" w:hAnsi="Times New Roman" w:cs="Times New Roman"/>
+          <w:b/>
+          <w:bCs/>
+          <w:kern w:val="36"/>
+          <w:sz w:val="20"/>
+          <w:szCs w:val="20"/>
+          <w:highlight w:val="yellow"/>
+          <w:lang w:eastAsia="en-IN"/>
+        </w:rPr>
+        <w:t>🔹 2.</w:t>
+      </w:r>
+      <w:proofErr w:type="gramEnd"/>
+      <w:r>
+        <w:rPr>
+          <w:rFonts w:ascii="Times New Roman" w:eastAsia="Times New Roman" w:hAnsi="Times New Roman" w:cs="Times New Roman"/>
+          <w:b/>
+          <w:bCs/>
+          <w:kern w:val="36"/>
+          <w:sz w:val="20"/>
+          <w:szCs w:val="20"/>
+          <w:highlight w:val="yellow"/>
+          <w:lang w:eastAsia="en-IN"/>
+        </w:rPr>
+        <w:t xml:space="preserve"> Lock (Interview Speaker Note)</w:t>
+      </w:r>
+    </w:p>
+    <w:p>
+      <w:pPr>
+        <w:spacing w:before="100" w:beforeAutospacing="1" w:after="100" w:afterAutospacing="1" w:line="240" w:lineRule="auto"/>
+        <w:rPr>
+          <w:rFonts w:ascii="Times New Roman" w:eastAsia="Times New Roman" w:hAnsi="Times New Roman" w:cs="Times New Roman"/>
+          <w:sz w:val="20"/>
+          <w:szCs w:val="20"/>
+          <w:lang w:eastAsia="en-IN"/>
+        </w:rPr>
+      </w:pPr>
+      <w:r>
+        <w:rPr>
+          <w:rFonts w:ascii="Times New Roman" w:eastAsia="Times New Roman" w:hAnsi="Times New Roman" w:cs="Times New Roman"/>
+          <w:sz w:val="20"/>
+          <w:szCs w:val="20"/>
+          <w:lang w:eastAsia="en-IN"/>
+        </w:rPr>
+        <w:t xml:space="preserve">👉 </w:t>
+      </w:r>
+      <w:r>
+        <w:rPr>
+          <w:rFonts w:ascii="Times New Roman" w:eastAsia="Times New Roman" w:hAnsi="Times New Roman" w:cs="Times New Roman"/>
+          <w:b/>
+          <w:bCs/>
+          <w:sz w:val="20"/>
+          <w:szCs w:val="20"/>
+          <w:lang w:eastAsia="en-IN"/>
+        </w:rPr>
+        <w:t>Answer:</w:t>
+      </w:r>
+    </w:p>
+    <w:p>
+      <w:pPr>
+        <w:spacing w:beforeAutospacing="1" w:after="100" w:afterAutospacing="1" w:line="240" w:lineRule="auto"/>
+        <w:rPr>
+          <w:rFonts w:ascii="Times New Roman" w:eastAsia="Times New Roman" w:hAnsi="Times New Roman" w:cs="Times New Roman"/>
+          <w:sz w:val="20"/>
+          <w:szCs w:val="20"/>
+          <w:lang w:eastAsia="en-IN"/>
+        </w:rPr>
+      </w:pPr>
+      <w:r>
+        <w:rPr>
+          <w:rFonts w:ascii="Courier New" w:eastAsia="Times New Roman" w:hAnsi="Courier New" w:cs="Courier New"/>
+          <w:sz w:val="20"/>
+          <w:szCs w:val="20"/>
+          <w:lang w:eastAsia="en-IN"/>
+        </w:rPr>
+        <w:t>Lock</w:t>
+      </w:r>
+      <w:r>
+        <w:rPr>
+          <w:rFonts w:ascii="Times New Roman" w:eastAsia="Times New Roman" w:hAnsi="Times New Roman" w:cs="Times New Roman"/>
+          <w:sz w:val="20"/>
+          <w:szCs w:val="20"/>
+          <w:lang w:eastAsia="en-IN"/>
+        </w:rPr>
+        <w:t xml:space="preserve"> is an interface in Java’s </w:t>
+      </w:r>
+      <w:proofErr w:type="spellStart"/>
+      <w:r>
+        <w:rPr>
+          <w:rFonts w:ascii="Courier New" w:eastAsia="Times New Roman" w:hAnsi="Courier New" w:cs="Courier New"/>
+          <w:sz w:val="20"/>
+          <w:szCs w:val="20"/>
+          <w:lang w:eastAsia="en-IN"/>
+        </w:rPr>
+        <w:t>java.util.concurrent.locks</w:t>
+      </w:r>
+      <w:proofErr w:type="spellEnd"/>
+      <w:r>
+        <w:rPr>
+          <w:rFonts w:ascii="Times New Roman" w:eastAsia="Times New Roman" w:hAnsi="Times New Roman" w:cs="Times New Roman"/>
+          <w:sz w:val="20"/>
+          <w:szCs w:val="20"/>
+          <w:lang w:eastAsia="en-IN"/>
+        </w:rPr>
+        <w:t xml:space="preserve"> package that provides more advanced thread synchronization than </w:t>
+      </w:r>
+      <w:r>
+        <w:rPr>
+          <w:rFonts w:ascii="Courier New" w:eastAsia="Times New Roman" w:hAnsi="Courier New" w:cs="Courier New"/>
+          <w:sz w:val="20"/>
+          <w:szCs w:val="20"/>
+          <w:lang w:eastAsia="en-IN"/>
+        </w:rPr>
+        <w:t>synchronized</w:t>
+      </w:r>
+      <w:r>
+        <w:rPr>
+          <w:rFonts w:ascii="Times New Roman" w:eastAsia="Times New Roman" w:hAnsi="Times New Roman" w:cs="Times New Roman"/>
+          <w:sz w:val="20"/>
+          <w:szCs w:val="20"/>
+          <w:lang w:eastAsia="en-IN"/>
+        </w:rPr>
+        <w:t>. It allows explicit locking and unlocking, giving better control over concurrency. Unlike synchronized, we must manually unlock it in a finally block to avoid deadlock.</w:t>
+      </w:r>
+    </w:p>
+    <w:p>
+      <w:pPr>
+        <w:spacing w:after="0" w:line="240" w:lineRule="auto"/>
+        <w:rPr>
+          <w:rFonts w:ascii="Times New Roman" w:eastAsia="Times New Roman" w:hAnsi="Times New Roman" w:cs="Times New Roman"/>
+          <w:sz w:val="20"/>
+          <w:szCs w:val="20"/>
+          <w:lang w:eastAsia="en-IN"/>
+        </w:rPr>
+      </w:pPr>
+      <w:r>
+        <w:rPr>
+          <w:rFonts w:ascii="Times New Roman" w:eastAsia="Times New Roman" w:hAnsi="Times New Roman" w:cs="Times New Roman"/>
+          <w:sz w:val="20"/>
+          <w:szCs w:val="20"/>
+          <w:lang w:eastAsia="en-IN"/>
+        </w:rPr>
+        <w:pict>
+          <v:rect id="_x0000_i1027" style="width:0;height:1.5pt" o:hralign="center" o:hrstd="t" o:hr="t" fillcolor="#a0a0a0" stroked="f"/>
+        </w:pict>
+      </w:r>
+    </w:p>
+    <w:p>
+      <w:pPr>
+        <w:spacing w:before="100" w:beforeAutospacing="1" w:after="100" w:afterAutospacing="1" w:line="240" w:lineRule="auto"/>
+        <w:outlineLvl w:val="0"/>
+        <w:rPr>
+          <w:rFonts w:ascii="Times New Roman" w:eastAsia="Times New Roman" w:hAnsi="Times New Roman" w:cs="Times New Roman"/>
+          <w:b/>
+          <w:bCs/>
+          <w:kern w:val="36"/>
+          <w:sz w:val="20"/>
+          <w:szCs w:val="20"/>
+          <w:lang w:eastAsia="en-IN"/>
+        </w:rPr>
+      </w:pPr>
+      <w:proofErr w:type="gramStart"/>
+      <w:r>
+        <w:rPr>
+          <w:rFonts w:ascii="Times New Roman" w:eastAsia="Times New Roman" w:hAnsi="Times New Roman" w:cs="Times New Roman"/>
+          <w:b/>
+          <w:bCs/>
+          <w:kern w:val="36"/>
+          <w:sz w:val="20"/>
+          <w:szCs w:val="20"/>
+          <w:highlight w:val="yellow"/>
+          <w:lang w:eastAsia="en-IN"/>
+        </w:rPr>
+        <w:t>🔹 3.</w:t>
+      </w:r>
+      <w:proofErr w:type="gramEnd"/>
+      <w:r>
+        <w:rPr>
+          <w:rFonts w:ascii="Times New Roman" w:eastAsia="Times New Roman" w:hAnsi="Times New Roman" w:cs="Times New Roman"/>
+          <w:b/>
+          <w:bCs/>
+          <w:kern w:val="36"/>
+          <w:sz w:val="20"/>
+          <w:szCs w:val="20"/>
+          <w:highlight w:val="yellow"/>
+          <w:lang w:eastAsia="en-IN"/>
+        </w:rPr>
+        <w:t xml:space="preserve"> </w:t>
+      </w:r>
+      <w:proofErr w:type="spellStart"/>
+      <w:r>
+        <w:rPr>
+          <w:rFonts w:ascii="Times New Roman" w:eastAsia="Times New Roman" w:hAnsi="Times New Roman" w:cs="Times New Roman"/>
+          <w:b/>
+          <w:bCs/>
+          <w:kern w:val="36"/>
+          <w:sz w:val="20"/>
+          <w:szCs w:val="20"/>
+          <w:highlight w:val="yellow"/>
+          <w:lang w:eastAsia="en-IN"/>
+        </w:rPr>
+        <w:t>ReentrantLock</w:t>
+      </w:r>
+      <w:proofErr w:type="spellEnd"/>
+      <w:r>
+        <w:rPr>
+          <w:rFonts w:ascii="Times New Roman" w:eastAsia="Times New Roman" w:hAnsi="Times New Roman" w:cs="Times New Roman"/>
+          <w:b/>
+          <w:bCs/>
+          <w:kern w:val="36"/>
+          <w:sz w:val="20"/>
+          <w:szCs w:val="20"/>
+          <w:highlight w:val="yellow"/>
+          <w:lang w:eastAsia="en-IN"/>
+        </w:rPr>
+        <w:t xml:space="preserve"> (Interview Speaker Note)</w:t>
+      </w:r>
+    </w:p>
+    <w:p>
+      <w:pPr>
+        <w:spacing w:before="100" w:beforeAutospacing="1" w:after="100" w:afterAutospacing="1" w:line="240" w:lineRule="auto"/>
+        <w:rPr>
+          <w:rFonts w:ascii="Times New Roman" w:eastAsia="Times New Roman" w:hAnsi="Times New Roman" w:cs="Times New Roman"/>
+          <w:sz w:val="20"/>
+          <w:szCs w:val="20"/>
+          <w:lang w:eastAsia="en-IN"/>
+        </w:rPr>
+      </w:pPr>
+      <w:r>
+        <w:rPr>
+          <w:rFonts w:ascii="Times New Roman" w:eastAsia="Times New Roman" w:hAnsi="Times New Roman" w:cs="Times New Roman"/>
+          <w:sz w:val="20"/>
+          <w:szCs w:val="20"/>
+          <w:lang w:eastAsia="en-IN"/>
+        </w:rPr>
+        <w:t xml:space="preserve">👉 </w:t>
+      </w:r>
+      <w:r>
+        <w:rPr>
+          <w:rFonts w:ascii="Times New Roman" w:eastAsia="Times New Roman" w:hAnsi="Times New Roman" w:cs="Times New Roman"/>
+          <w:b/>
+          <w:bCs/>
+          <w:sz w:val="20"/>
+          <w:szCs w:val="20"/>
+          <w:lang w:eastAsia="en-IN"/>
+        </w:rPr>
+        <w:t>Answer:</w:t>
+      </w:r>
+    </w:p>
+    <w:p>
+      <w:pPr>
+        <w:spacing w:beforeAutospacing="1" w:after="100" w:afterAutospacing="1" w:line="240" w:lineRule="auto"/>
+        <w:rPr>
+          <w:rFonts w:ascii="Times New Roman" w:eastAsia="Times New Roman" w:hAnsi="Times New Roman" w:cs="Times New Roman"/>
+          <w:sz w:val="20"/>
+          <w:szCs w:val="20"/>
+          <w:lang w:eastAsia="en-IN"/>
+        </w:rPr>
+      </w:pPr>
+      <w:proofErr w:type="spellStart"/>
+      <w:r>
+        <w:rPr>
+          <w:rFonts w:ascii="Courier New" w:eastAsia="Times New Roman" w:hAnsi="Courier New" w:cs="Courier New"/>
+          <w:sz w:val="20"/>
+          <w:szCs w:val="20"/>
+          <w:lang w:eastAsia="en-IN"/>
+        </w:rPr>
+        <w:lastRenderedPageBreak/>
+        <w:t>ReentrantLock</w:t>
+      </w:r>
+      <w:proofErr w:type="spellEnd"/>
+      <w:r>
+        <w:rPr>
+          <w:rFonts w:ascii="Times New Roman" w:eastAsia="Times New Roman" w:hAnsi="Times New Roman" w:cs="Times New Roman"/>
+          <w:sz w:val="20"/>
+          <w:szCs w:val="20"/>
+          <w:lang w:eastAsia="en-IN"/>
+        </w:rPr>
+        <w:t xml:space="preserve"> is a class that implements the </w:t>
+      </w:r>
+      <w:r>
+        <w:rPr>
+          <w:rFonts w:ascii="Courier New" w:eastAsia="Times New Roman" w:hAnsi="Courier New" w:cs="Courier New"/>
+          <w:sz w:val="20"/>
+          <w:szCs w:val="20"/>
+          <w:lang w:eastAsia="en-IN"/>
+        </w:rPr>
+        <w:t>Lock</w:t>
+      </w:r>
+      <w:r>
+        <w:rPr>
+          <w:rFonts w:ascii="Times New Roman" w:eastAsia="Times New Roman" w:hAnsi="Times New Roman" w:cs="Times New Roman"/>
+          <w:sz w:val="20"/>
+          <w:szCs w:val="20"/>
+          <w:lang w:eastAsia="en-IN"/>
+        </w:rPr>
+        <w:t xml:space="preserve"> interface. It allows the same thread to acquire the same lock multiple times without causing a deadlock. It also provides additional features like fairness policy, </w:t>
+      </w:r>
+      <w:proofErr w:type="spellStart"/>
+      <w:r>
+        <w:rPr>
+          <w:rFonts w:ascii="Times New Roman" w:eastAsia="Times New Roman" w:hAnsi="Times New Roman" w:cs="Times New Roman"/>
+          <w:sz w:val="20"/>
+          <w:szCs w:val="20"/>
+          <w:lang w:eastAsia="en-IN"/>
+        </w:rPr>
+        <w:t>tryLock</w:t>
+      </w:r>
+      <w:proofErr w:type="spellEnd"/>
+      <w:r>
+        <w:rPr>
+          <w:rFonts w:ascii="Times New Roman" w:eastAsia="Times New Roman" w:hAnsi="Times New Roman" w:cs="Times New Roman"/>
+          <w:sz w:val="20"/>
+          <w:szCs w:val="20"/>
+          <w:lang w:eastAsia="en-IN"/>
+        </w:rPr>
+        <w:t>, and interruptible lock acquisition, making it more flexible than synchronized.</w:t>
+      </w:r>
+    </w:p>
+    <w:p>
+      <w:pPr>
+        <w:spacing w:after="0" w:line="240" w:lineRule="auto"/>
+        <w:rPr>
+          <w:rFonts w:ascii="Times New Roman" w:eastAsia="Times New Roman" w:hAnsi="Times New Roman" w:cs="Times New Roman"/>
+          <w:sz w:val="20"/>
+          <w:szCs w:val="20"/>
+          <w:lang w:eastAsia="en-IN"/>
+        </w:rPr>
+      </w:pPr>
+      <w:r>
+        <w:rPr>
+          <w:rFonts w:ascii="Times New Roman" w:eastAsia="Times New Roman" w:hAnsi="Times New Roman" w:cs="Times New Roman"/>
+          <w:sz w:val="20"/>
+          <w:szCs w:val="20"/>
+          <w:lang w:eastAsia="en-IN"/>
+        </w:rPr>
+        <w:pict>
+          <v:rect id="_x0000_i1028" style="width:0;height:1.5pt" o:hralign="center" o:hrstd="t" o:hr="t" fillcolor="#a0a0a0" stroked="f"/>
+        </w:pict>
+      </w:r>
+    </w:p>
+    <w:p>
+      <w:pPr>
+        <w:spacing w:before="100" w:beforeAutospacing="1" w:after="100" w:afterAutospacing="1" w:line="240" w:lineRule="auto"/>
+        <w:outlineLvl w:val="0"/>
+        <w:rPr>
+          <w:rFonts w:ascii="Times New Roman" w:eastAsia="Times New Roman" w:hAnsi="Times New Roman" w:cs="Times New Roman"/>
+          <w:b/>
+          <w:bCs/>
+          <w:kern w:val="36"/>
+          <w:sz w:val="20"/>
+          <w:szCs w:val="20"/>
+          <w:lang w:eastAsia="en-IN"/>
+        </w:rPr>
+      </w:pPr>
+      <w:proofErr w:type="gramStart"/>
+      <w:r>
+        <w:rPr>
+          <w:rFonts w:ascii="Times New Roman" w:eastAsia="Times New Roman" w:hAnsi="Times New Roman" w:cs="Times New Roman"/>
+          <w:b/>
+          <w:bCs/>
+          <w:kern w:val="36"/>
+          <w:sz w:val="20"/>
+          <w:szCs w:val="20"/>
+          <w:highlight w:val="yellow"/>
+          <w:lang w:eastAsia="en-IN"/>
+        </w:rPr>
+        <w:t>🔹 4.</w:t>
+      </w:r>
+      <w:proofErr w:type="gramEnd"/>
+      <w:r>
+        <w:rPr>
+          <w:rFonts w:ascii="Times New Roman" w:eastAsia="Times New Roman" w:hAnsi="Times New Roman" w:cs="Times New Roman"/>
+          <w:b/>
+          <w:bCs/>
+          <w:kern w:val="36"/>
+          <w:sz w:val="20"/>
+          <w:szCs w:val="20"/>
+          <w:highlight w:val="yellow"/>
+          <w:lang w:eastAsia="en-IN"/>
+        </w:rPr>
+        <w:t xml:space="preserve"> </w:t>
+      </w:r>
+      <w:proofErr w:type="spellStart"/>
+      <w:r>
+        <w:rPr>
+          <w:rFonts w:ascii="Times New Roman" w:eastAsia="Times New Roman" w:hAnsi="Times New Roman" w:cs="Times New Roman"/>
+          <w:b/>
+          <w:bCs/>
+          <w:kern w:val="36"/>
+          <w:sz w:val="20"/>
+          <w:szCs w:val="20"/>
+          <w:highlight w:val="yellow"/>
+          <w:lang w:eastAsia="en-IN"/>
+        </w:rPr>
+        <w:t>ReadWriteLock</w:t>
+      </w:r>
+      <w:proofErr w:type="spellEnd"/>
+      <w:r>
+        <w:rPr>
+          <w:rFonts w:ascii="Times New Roman" w:eastAsia="Times New Roman" w:hAnsi="Times New Roman" w:cs="Times New Roman"/>
+          <w:b/>
+          <w:bCs/>
+          <w:kern w:val="36"/>
+          <w:sz w:val="20"/>
+          <w:szCs w:val="20"/>
+          <w:highlight w:val="yellow"/>
+          <w:lang w:eastAsia="en-IN"/>
+        </w:rPr>
+        <w:t xml:space="preserve"> (Interview Speaker Note)</w:t>
+      </w:r>
+    </w:p>
+    <w:p>
+      <w:pPr>
+        <w:spacing w:before="100" w:beforeAutospacing="1" w:after="100" w:afterAutospacing="1" w:line="240" w:lineRule="auto"/>
+        <w:rPr>
+          <w:rFonts w:ascii="Times New Roman" w:eastAsia="Times New Roman" w:hAnsi="Times New Roman" w:cs="Times New Roman"/>
+          <w:sz w:val="20"/>
+          <w:szCs w:val="20"/>
+          <w:lang w:eastAsia="en-IN"/>
+        </w:rPr>
+      </w:pPr>
+      <w:r>
+        <w:rPr>
+          <w:rFonts w:ascii="Times New Roman" w:eastAsia="Times New Roman" w:hAnsi="Times New Roman" w:cs="Times New Roman"/>
+          <w:sz w:val="20"/>
+          <w:szCs w:val="20"/>
+          <w:lang w:eastAsia="en-IN"/>
+        </w:rPr>
+        <w:t xml:space="preserve">👉 </w:t>
+      </w:r>
+      <w:r>
+        <w:rPr>
+          <w:rFonts w:ascii="Times New Roman" w:eastAsia="Times New Roman" w:hAnsi="Times New Roman" w:cs="Times New Roman"/>
+          <w:b/>
+          <w:bCs/>
+          <w:sz w:val="20"/>
+          <w:szCs w:val="20"/>
+          <w:lang w:eastAsia="en-IN"/>
+        </w:rPr>
+        <w:t>Answer:</w:t>
+      </w:r>
+    </w:p>
+    <w:p>
+      <w:pPr>
+        <w:spacing w:beforeAutospacing="1" w:after="100" w:afterAutospacing="1" w:line="240" w:lineRule="auto"/>
+        <w:rPr>
+          <w:rFonts w:ascii="Times New Roman" w:eastAsia="Times New Roman" w:hAnsi="Times New Roman" w:cs="Times New Roman"/>
+          <w:sz w:val="20"/>
+          <w:szCs w:val="20"/>
+          <w:lang w:eastAsia="en-IN"/>
+        </w:rPr>
+      </w:pPr>
+      <w:proofErr w:type="spellStart"/>
+      <w:r>
+        <w:rPr>
+          <w:rFonts w:ascii="Courier New" w:eastAsia="Times New Roman" w:hAnsi="Courier New" w:cs="Courier New"/>
+          <w:sz w:val="20"/>
+          <w:szCs w:val="20"/>
+          <w:lang w:eastAsia="en-IN"/>
+        </w:rPr>
+        <w:t>ReadWriteLock</w:t>
+      </w:r>
+      <w:proofErr w:type="spellEnd"/>
+      <w:r>
+        <w:rPr>
+          <w:rFonts w:ascii="Times New Roman" w:eastAsia="Times New Roman" w:hAnsi="Times New Roman" w:cs="Times New Roman"/>
+          <w:sz w:val="20"/>
+          <w:szCs w:val="20"/>
+          <w:lang w:eastAsia="en-IN"/>
+        </w:rPr>
+        <w:t xml:space="preserve"> is used when a resource is frequently read but rarely written. It allows multiple threads to read simultaneously, but only one thread can write at a time. This improves performance in read-heavy applications. It has separate read and write locks.</w:t>
+      </w:r>
+    </w:p>
+    <w:p>
+      <w:pPr>
+        <w:spacing w:after="0" w:line="240" w:lineRule="auto"/>
+        <w:rPr>
+          <w:rFonts w:ascii="Times New Roman" w:eastAsia="Times New Roman" w:hAnsi="Times New Roman" w:cs="Times New Roman"/>
+          <w:sz w:val="20"/>
+          <w:szCs w:val="20"/>
+          <w:lang w:eastAsia="en-IN"/>
+        </w:rPr>
+      </w:pPr>
+      <w:r>
+        <w:rPr>
+          <w:rFonts w:ascii="Times New Roman" w:eastAsia="Times New Roman" w:hAnsi="Times New Roman" w:cs="Times New Roman"/>
+          <w:sz w:val="20"/>
+          <w:szCs w:val="20"/>
+          <w:lang w:eastAsia="en-IN"/>
+        </w:rPr>
+        <w:pict>
+          <v:rect id="_x0000_i1029" style="width:0;height:1.5pt" o:hralign="center" o:hrstd="t" o:hr="t" fillcolor="#a0a0a0" stroked="f"/>
+        </w:pict>
+      </w:r>
+    </w:p>
+    <w:p>
+      <w:pPr>
+        <w:spacing w:before="100" w:beforeAutospacing="1" w:after="100" w:afterAutospacing="1" w:line="240" w:lineRule="auto"/>
+        <w:outlineLvl w:val="0"/>
+        <w:rPr>
+          <w:rFonts w:ascii="Times New Roman" w:eastAsia="Times New Roman" w:hAnsi="Times New Roman" w:cs="Times New Roman"/>
+          <w:b/>
+          <w:bCs/>
+          <w:kern w:val="36"/>
+          <w:sz w:val="20"/>
+          <w:szCs w:val="20"/>
+          <w:lang w:eastAsia="en-IN"/>
+        </w:rPr>
+      </w:pPr>
+      <w:proofErr w:type="gramStart"/>
+      <w:r>
+        <w:rPr>
+          <w:rFonts w:ascii="Times New Roman" w:eastAsia="Times New Roman" w:hAnsi="Times New Roman" w:cs="Times New Roman"/>
+          <w:b/>
+          <w:bCs/>
+          <w:kern w:val="36"/>
+          <w:sz w:val="20"/>
+          <w:szCs w:val="20"/>
+          <w:highlight w:val="yellow"/>
+          <w:lang w:eastAsia="en-IN"/>
+        </w:rPr>
+        <w:t>🔹 5.</w:t>
+      </w:r>
+      <w:proofErr w:type="gramEnd"/>
+      <w:r>
+        <w:rPr>
+          <w:rFonts w:ascii="Times New Roman" w:eastAsia="Times New Roman" w:hAnsi="Times New Roman" w:cs="Times New Roman"/>
+          <w:b/>
+          <w:bCs/>
+          <w:kern w:val="36"/>
+          <w:sz w:val="20"/>
+          <w:szCs w:val="20"/>
+          <w:highlight w:val="yellow"/>
+          <w:lang w:eastAsia="en-IN"/>
+        </w:rPr>
+        <w:t xml:space="preserve"> </w:t>
+      </w:r>
+      <w:proofErr w:type="gramStart"/>
+      <w:r>
+        <w:rPr>
+          <w:rFonts w:ascii="Times New Roman" w:eastAsia="Times New Roman" w:hAnsi="Times New Roman" w:cs="Times New Roman"/>
+          <w:b/>
+          <w:bCs/>
+          <w:kern w:val="36"/>
+          <w:sz w:val="20"/>
+          <w:szCs w:val="20"/>
+          <w:highlight w:val="yellow"/>
+          <w:lang w:eastAsia="en-IN"/>
+        </w:rPr>
+        <w:t>volatile</w:t>
+      </w:r>
+      <w:proofErr w:type="gramEnd"/>
+      <w:r>
+        <w:rPr>
+          <w:rFonts w:ascii="Times New Roman" w:eastAsia="Times New Roman" w:hAnsi="Times New Roman" w:cs="Times New Roman"/>
+          <w:b/>
+          <w:bCs/>
+          <w:kern w:val="36"/>
+          <w:sz w:val="20"/>
+          <w:szCs w:val="20"/>
+          <w:highlight w:val="yellow"/>
+          <w:lang w:eastAsia="en-IN"/>
+        </w:rPr>
+        <w:t xml:space="preserve"> (Interview Speaker Note)</w:t>
+      </w:r>
+    </w:p>
+    <w:p>
+      <w:pPr>
+        <w:spacing w:before="100" w:beforeAutospacing="1" w:after="100" w:afterAutospacing="1" w:line="240" w:lineRule="auto"/>
+        <w:rPr>
+          <w:rFonts w:ascii="Times New Roman" w:eastAsia="Times New Roman" w:hAnsi="Times New Roman" w:cs="Times New Roman"/>
+          <w:sz w:val="20"/>
+          <w:szCs w:val="20"/>
+          <w:lang w:eastAsia="en-IN"/>
+        </w:rPr>
+      </w:pPr>
+      <w:r>
+        <w:rPr>
+          <w:rFonts w:ascii="Times New Roman" w:eastAsia="Times New Roman" w:hAnsi="Times New Roman" w:cs="Times New Roman"/>
+          <w:sz w:val="20"/>
+          <w:szCs w:val="20"/>
+          <w:lang w:eastAsia="en-IN"/>
+        </w:rPr>
+        <w:t xml:space="preserve">👉 </w:t>
+      </w:r>
+      <w:r>
+        <w:rPr>
+          <w:rFonts w:ascii="Times New Roman" w:eastAsia="Times New Roman" w:hAnsi="Times New Roman" w:cs="Times New Roman"/>
+          <w:b/>
+          <w:bCs/>
+          <w:sz w:val="20"/>
+          <w:szCs w:val="20"/>
+          <w:lang w:eastAsia="en-IN"/>
+        </w:rPr>
+        <w:t>Answer:</w:t>
+      </w:r>
+    </w:p>
+    <w:p>
+      <w:pPr>
+        <w:spacing w:beforeAutospacing="1" w:after="100" w:afterAutospacing="1" w:line="240" w:lineRule="auto"/>
+        <w:rPr>
+          <w:rFonts w:ascii="Times New Roman" w:eastAsia="Times New Roman" w:hAnsi="Times New Roman" w:cs="Times New Roman"/>
+          <w:sz w:val="20"/>
+          <w:szCs w:val="20"/>
+          <w:lang w:eastAsia="en-IN"/>
+        </w:rPr>
+      </w:pPr>
+      <w:r>
+        <w:rPr>
+          <w:rFonts w:ascii="Times New Roman" w:eastAsia="Times New Roman" w:hAnsi="Times New Roman" w:cs="Times New Roman"/>
+          <w:sz w:val="20"/>
+          <w:szCs w:val="20"/>
+          <w:lang w:eastAsia="en-IN"/>
+        </w:rPr>
+        <w:t xml:space="preserve">The </w:t>
+      </w:r>
+      <w:r>
+        <w:rPr>
+          <w:rFonts w:ascii="Courier New" w:eastAsia="Times New Roman" w:hAnsi="Courier New" w:cs="Courier New"/>
+          <w:sz w:val="20"/>
+          <w:szCs w:val="20"/>
+          <w:lang w:eastAsia="en-IN"/>
+        </w:rPr>
+        <w:t>volatile</w:t>
+      </w:r>
+      <w:r>
+        <w:rPr>
+          <w:rFonts w:ascii="Times New Roman" w:eastAsia="Times New Roman" w:hAnsi="Times New Roman" w:cs="Times New Roman"/>
+          <w:sz w:val="20"/>
+          <w:szCs w:val="20"/>
+          <w:lang w:eastAsia="en-IN"/>
+        </w:rPr>
+        <w:t xml:space="preserve"> keyword ensures visibility of variable changes across threads. When a variable is declared volatile, all reads and writes happen directly from main memory instead of CPU cache. However, it does not guarantee atomicity, so it is not a replacement for synchronization.</w:t>
+      </w:r>
+    </w:p>
+    <w:p>
+      <w:pPr>
+        <w:spacing w:after="0" w:line="240" w:lineRule="auto"/>
+        <w:rPr>
+          <w:rFonts w:ascii="Times New Roman" w:eastAsia="Times New Roman" w:hAnsi="Times New Roman" w:cs="Times New Roman"/>
+          <w:sz w:val="20"/>
+          <w:szCs w:val="20"/>
+          <w:lang w:eastAsia="en-IN"/>
+        </w:rPr>
+      </w:pPr>
+      <w:r>
+        <w:rPr>
+          <w:rFonts w:ascii="Times New Roman" w:eastAsia="Times New Roman" w:hAnsi="Times New Roman" w:cs="Times New Roman"/>
+          <w:sz w:val="20"/>
+          <w:szCs w:val="20"/>
+          <w:lang w:eastAsia="en-IN"/>
+        </w:rPr>
+        <w:pict>
+          <v:rect id="_x0000_i1030" style="width:0;height:1.5pt" o:hralign="center" o:hrstd="t" o:hr="t" fillcolor="#a0a0a0" stroked="f"/>
+        </w:pict>
+      </w:r>
+    </w:p>
+    <w:p>
+      <w:pPr>
+        <w:spacing w:before="100" w:beforeAutospacing="1" w:after="100" w:afterAutospacing="1" w:line="240" w:lineRule="auto"/>
+        <w:outlineLvl w:val="0"/>
+        <w:rPr>
+          <w:rFonts w:ascii="Times New Roman" w:eastAsia="Times New Roman" w:hAnsi="Times New Roman" w:cs="Times New Roman"/>
+          <w:b/>
+          <w:bCs/>
+          <w:kern w:val="36"/>
+          <w:sz w:val="20"/>
+          <w:szCs w:val="20"/>
+          <w:lang w:eastAsia="en-IN"/>
+        </w:rPr>
+      </w:pPr>
+      <w:r>
+        <w:rPr>
+          <w:rFonts w:ascii="Times New Roman" w:eastAsia="Times New Roman" w:hAnsi="Times New Roman" w:cs="Times New Roman"/>
+          <w:b/>
+          <w:bCs/>
+          <w:kern w:val="36"/>
+          <w:sz w:val="20"/>
+          <w:szCs w:val="20"/>
+          <w:lang w:eastAsia="en-IN"/>
+        </w:rPr>
+        <w:t>🔥 One Combined Interview Answer (Best for HR + Technical Round)</w:t>
+      </w:r>
+    </w:p>
+    <w:p>
+      <w:pPr>
+        <w:spacing w:before="100" w:beforeAutospacing="1" w:after="100" w:afterAutospacing="1" w:line="240" w:lineRule="auto"/>
+        <w:rPr>
+          <w:rFonts w:ascii="Times New Roman" w:eastAsia="Times New Roman" w:hAnsi="Times New Roman" w:cs="Times New Roman"/>
+          <w:sz w:val="20"/>
+          <w:szCs w:val="20"/>
+          <w:lang w:eastAsia="en-IN"/>
+        </w:rPr>
+      </w:pPr>
+      <w:r>
+        <w:rPr>
+          <w:rFonts w:ascii="Times New Roman" w:eastAsia="Times New Roman" w:hAnsi="Times New Roman" w:cs="Times New Roman"/>
+          <w:sz w:val="20"/>
+          <w:szCs w:val="20"/>
+          <w:lang w:eastAsia="en-IN"/>
+        </w:rPr>
+        <w:t xml:space="preserve">👉 </w:t>
+      </w:r>
+      <w:r>
+        <w:rPr>
+          <w:rFonts w:ascii="Times New Roman" w:eastAsia="Times New Roman" w:hAnsi="Times New Roman" w:cs="Times New Roman"/>
+          <w:b/>
+          <w:bCs/>
+          <w:sz w:val="20"/>
+          <w:szCs w:val="20"/>
+          <w:lang w:eastAsia="en-IN"/>
+        </w:rPr>
+        <w:t>Answer:</w:t>
+      </w:r>
+    </w:p>
+    <w:p>
+      <w:pPr>
+        <w:spacing w:beforeAutospacing="1" w:after="100" w:afterAutospacing="1" w:line="240" w:lineRule="auto"/>
+        <w:rPr>
+          <w:rFonts w:ascii="Times New Roman" w:eastAsia="Times New Roman" w:hAnsi="Times New Roman" w:cs="Times New Roman"/>
+          <w:sz w:val="20"/>
+          <w:szCs w:val="20"/>
+          <w:lang w:eastAsia="en-IN"/>
+        </w:rPr>
+      </w:pPr>
+      <w:r>
+        <w:rPr>
+          <w:rFonts w:ascii="Times New Roman" w:eastAsia="Times New Roman" w:hAnsi="Times New Roman" w:cs="Times New Roman"/>
+          <w:sz w:val="20"/>
+          <w:szCs w:val="20"/>
+          <w:lang w:eastAsia="en-IN"/>
+        </w:rPr>
+        <w:t xml:space="preserve">In Java, synchronization is used to handle multi-threading safely. We use </w:t>
+      </w:r>
+      <w:r>
+        <w:rPr>
+          <w:rFonts w:ascii="Courier New" w:eastAsia="Times New Roman" w:hAnsi="Courier New" w:cs="Courier New"/>
+          <w:sz w:val="20"/>
+          <w:szCs w:val="20"/>
+          <w:lang w:eastAsia="en-IN"/>
+        </w:rPr>
+        <w:t>synchronized</w:t>
+      </w:r>
+      <w:r>
+        <w:rPr>
+          <w:rFonts w:ascii="Times New Roman" w:eastAsia="Times New Roman" w:hAnsi="Times New Roman" w:cs="Times New Roman"/>
+          <w:sz w:val="20"/>
+          <w:szCs w:val="20"/>
+          <w:lang w:eastAsia="en-IN"/>
+        </w:rPr>
+        <w:t xml:space="preserve"> to lock methods or blocks, while </w:t>
+      </w:r>
+      <w:r>
+        <w:rPr>
+          <w:rFonts w:ascii="Courier New" w:eastAsia="Times New Roman" w:hAnsi="Courier New" w:cs="Courier New"/>
+          <w:sz w:val="20"/>
+          <w:szCs w:val="20"/>
+          <w:lang w:eastAsia="en-IN"/>
+        </w:rPr>
+        <w:t>Lock</w:t>
+      </w:r>
+      <w:r>
+        <w:rPr>
+          <w:rFonts w:ascii="Times New Roman" w:eastAsia="Times New Roman" w:hAnsi="Times New Roman" w:cs="Times New Roman"/>
+          <w:sz w:val="20"/>
+          <w:szCs w:val="20"/>
+          <w:lang w:eastAsia="en-IN"/>
+        </w:rPr>
+        <w:t xml:space="preserve"> and </w:t>
+      </w:r>
+      <w:proofErr w:type="spellStart"/>
+      <w:r>
+        <w:rPr>
+          <w:rFonts w:ascii="Courier New" w:eastAsia="Times New Roman" w:hAnsi="Courier New" w:cs="Courier New"/>
+          <w:sz w:val="20"/>
+          <w:szCs w:val="20"/>
+          <w:lang w:eastAsia="en-IN"/>
+        </w:rPr>
+        <w:t>ReentrantLock</w:t>
+      </w:r>
+      <w:proofErr w:type="spellEnd"/>
+      <w:r>
+        <w:rPr>
+          <w:rFonts w:ascii="Times New Roman" w:eastAsia="Times New Roman" w:hAnsi="Times New Roman" w:cs="Times New Roman"/>
+          <w:sz w:val="20"/>
+          <w:szCs w:val="20"/>
+          <w:lang w:eastAsia="en-IN"/>
+        </w:rPr>
+        <w:t xml:space="preserve"> provide more advanced control over thread execution. </w:t>
+      </w:r>
+      <w:proofErr w:type="spellStart"/>
+      <w:r>
+        <w:rPr>
+          <w:rFonts w:ascii="Courier New" w:eastAsia="Times New Roman" w:hAnsi="Courier New" w:cs="Courier New"/>
+          <w:sz w:val="20"/>
+          <w:szCs w:val="20"/>
+          <w:lang w:eastAsia="en-IN"/>
+        </w:rPr>
+        <w:t>ReadWriteLock</w:t>
+      </w:r>
+      <w:proofErr w:type="spellEnd"/>
+      <w:r>
+        <w:rPr>
+          <w:rFonts w:ascii="Times New Roman" w:eastAsia="Times New Roman" w:hAnsi="Times New Roman" w:cs="Times New Roman"/>
+          <w:sz w:val="20"/>
+          <w:szCs w:val="20"/>
+          <w:lang w:eastAsia="en-IN"/>
+        </w:rPr>
+        <w:t xml:space="preserve"> improves performance by allowing multiple readers simultaneously, and </w:t>
+      </w:r>
+      <w:r>
+        <w:rPr>
+          <w:rFonts w:ascii="Courier New" w:eastAsia="Times New Roman" w:hAnsi="Courier New" w:cs="Courier New"/>
+          <w:sz w:val="20"/>
+          <w:szCs w:val="20"/>
+          <w:lang w:eastAsia="en-IN"/>
+        </w:rPr>
+        <w:t>volatile</w:t>
+      </w:r>
+      <w:r>
+        <w:rPr>
+          <w:rFonts w:ascii="Times New Roman" w:eastAsia="Times New Roman" w:hAnsi="Times New Roman" w:cs="Times New Roman"/>
+          <w:sz w:val="20"/>
+          <w:szCs w:val="20"/>
+          <w:lang w:eastAsia="en-IN"/>
+        </w:rPr>
+        <w:t xml:space="preserve"> ensures visibility of shared variables across threads but does not guarantee atomic operations.</w:t>
+      </w:r>
+    </w:p>
+    <w:p>
+      <w:pPr>
+        <w:spacing w:after="0" w:line="240" w:lineRule="auto"/>
+        <w:rPr>
+          <w:rFonts w:ascii="Times New Roman" w:eastAsia="Times New Roman" w:hAnsi="Times New Roman" w:cs="Times New Roman"/>
+          <w:sz w:val="20"/>
+          <w:szCs w:val="20"/>
+          <w:lang w:eastAsia="en-IN"/>
+        </w:rPr>
+      </w:pPr>
+      <w:r>
+        <w:rPr>
+          <w:rFonts w:ascii="Times New Roman" w:eastAsia="Times New Roman" w:hAnsi="Times New Roman" w:cs="Times New Roman"/>
+          <w:sz w:val="20"/>
+          <w:szCs w:val="20"/>
+          <w:lang w:eastAsia="en-IN"/>
+        </w:rPr>
+        <w:pict>
+          <v:rect id="_x0000_i1031" style="width:0;height:1.5pt" o:hralign="center" o:hrstd="t" o:hr="t" fillcolor="#a0a0a0" stroked="f"/>
+        </w:pict>
+      </w:r>
+    </w:p>
+    <w:p>
+      <w:pPr>
+        <w:spacing w:before="100" w:beforeAutospacing="1" w:after="100" w:afterAutospacing="1" w:line="240" w:lineRule="auto"/>
+        <w:outlineLvl w:val="0"/>
+        <w:rPr>
+          <w:rFonts w:ascii="Times New Roman" w:eastAsia="Times New Roman" w:hAnsi="Times New Roman" w:cs="Times New Roman"/>
+          <w:b/>
+          <w:bCs/>
+          <w:kern w:val="36"/>
+          <w:sz w:val="20"/>
+          <w:szCs w:val="20"/>
+          <w:lang w:eastAsia="en-IN"/>
+        </w:rPr>
+      </w:pPr>
+      <w:r>
+        <w:rPr>
+          <w:rFonts w:ascii="Times New Roman" w:eastAsia="Times New Roman" w:hAnsi="Times New Roman" w:cs="Times New Roman"/>
+          <w:b/>
+          <w:bCs/>
+          <w:kern w:val="36"/>
+          <w:sz w:val="20"/>
+          <w:szCs w:val="20"/>
+          <w:lang w:eastAsia="en-IN"/>
+        </w:rPr>
+        <w:t>💡 Tip for Interview Speaking</w:t>
+      </w:r>
+    </w:p>
+    <w:p>
+      <w:pPr>
+        <w:numPr>
+          <w:ilvl w:val="0"/>
+          <w:numId w:val="4"/>
+        </w:numPr>
+        <w:spacing w:before="100" w:beforeAutospacing="1" w:after="100" w:afterAutospacing="1" w:line="240" w:lineRule="auto"/>
+        <w:rPr>
+          <w:rFonts w:ascii="Times New Roman" w:eastAsia="Times New Roman" w:hAnsi="Times New Roman" w:cs="Times New Roman"/>
+          <w:sz w:val="20"/>
+          <w:szCs w:val="20"/>
+          <w:lang w:eastAsia="en-IN"/>
+        </w:rPr>
+      </w:pPr>
+      <w:r>
+        <w:rPr>
+          <w:rFonts w:ascii="Times New Roman" w:eastAsia="Times New Roman" w:hAnsi="Times New Roman" w:cs="Times New Roman"/>
+          <w:sz w:val="20"/>
+          <w:szCs w:val="20"/>
+          <w:lang w:eastAsia="en-IN"/>
+        </w:rPr>
+        <w:lastRenderedPageBreak/>
+        <w:t xml:space="preserve">Start with definition </w:t>
+      </w:r>
+    </w:p>
+    <w:p>
+      <w:pPr>
+        <w:numPr>
+          <w:ilvl w:val="0"/>
+          <w:numId w:val="4"/>
+        </w:numPr>
+        <w:spacing w:before="100" w:beforeAutospacing="1" w:after="100" w:afterAutospacing="1" w:line="240" w:lineRule="auto"/>
+        <w:rPr>
+          <w:rFonts w:ascii="Times New Roman" w:eastAsia="Times New Roman" w:hAnsi="Times New Roman" w:cs="Times New Roman"/>
+          <w:sz w:val="20"/>
+          <w:szCs w:val="20"/>
+          <w:lang w:eastAsia="en-IN"/>
+        </w:rPr>
+      </w:pPr>
+      <w:r>
+        <w:rPr>
+          <w:rFonts w:ascii="Times New Roman" w:eastAsia="Times New Roman" w:hAnsi="Times New Roman" w:cs="Times New Roman"/>
+          <w:sz w:val="20"/>
+          <w:szCs w:val="20"/>
+          <w:lang w:eastAsia="en-IN"/>
+        </w:rPr>
+        <w:t xml:space="preserve">Then explain purpose </w:t>
+      </w:r>
+    </w:p>
+    <w:p>
+      <w:pPr>
+        <w:numPr>
+          <w:ilvl w:val="0"/>
+          <w:numId w:val="4"/>
+        </w:numPr>
+        <w:spacing w:before="100" w:beforeAutospacing="1" w:after="100" w:afterAutospacing="1" w:line="240" w:lineRule="auto"/>
+        <w:rPr>
+          <w:rFonts w:ascii="Times New Roman" w:eastAsia="Times New Roman" w:hAnsi="Times New Roman" w:cs="Times New Roman"/>
+          <w:sz w:val="20"/>
+          <w:szCs w:val="20"/>
+          <w:lang w:eastAsia="en-IN"/>
+        </w:rPr>
+      </w:pPr>
+      <w:r>
+        <w:rPr>
+          <w:rFonts w:ascii="Times New Roman" w:eastAsia="Times New Roman" w:hAnsi="Times New Roman" w:cs="Times New Roman"/>
+          <w:sz w:val="20"/>
+          <w:szCs w:val="20"/>
+          <w:lang w:eastAsia="en-IN"/>
+        </w:rPr>
+        <w:t>End with key advantage or limitation</w:t>
+      </w:r>
+    </w:p>
+    <w:p>
+      <w:pPr>
+        <w:spacing w:before="100" w:beforeAutospacing="1" w:after="100" w:afterAutospacing="1" w:line="240" w:lineRule="auto"/>
+        <w:rPr>
+          <w:rFonts w:ascii="Times New Roman" w:eastAsia="Times New Roman" w:hAnsi="Times New Roman" w:cs="Times New Roman"/>
+          <w:b/>
+          <w:bCs/>
+          <w:color w:val="FF0000"/>
+          <w:sz w:val="20"/>
+          <w:szCs w:val="20"/>
+          <w:lang w:eastAsia="en-IN"/>
+        </w:rPr>
+      </w:pPr>
     </w:p>
     <w:sectPr>
       <w:pgSz w:w="8641" w:h="12962" w:code="1"/>
@@ -165,6 +1938,619 @@
     </w:sectPr>
   </w:body>
 </w:document>
+</file>
+
+<file path=word/numbering.xml><?xml version="1.0" encoding="utf-8"?>
+<w:numbering xmlns:wpc="http://schemas.microsoft.com/office/word/2010/wordprocessingCanvas" xmlns:mc="http://schemas.openxmlformats.org/markup-compatibility/2006" xmlns:o="urn:schemas-microsoft-com:office:office" xmlns:r="http://schemas.openxmlformats.org/officeDocument/2006/relationships" xmlns:m="http://schemas.openxmlformats.org/officeDocument/2006/math" xmlns:v="urn:schemas-microsoft-com:vml" xmlns:wp14="http://schemas.microsoft.com/office/word/2010/wordprocessingDrawing" xmlns:wp="http://schemas.openxmlformats.org/drawingml/2006/wordprocessingDrawing" xmlns:w10="urn:schemas-microsoft-com:office:word" xmlns:w="http://schemas.openxmlformats.org/wordprocessingml/2006/main" xmlns:w14="http://schemas.microsoft.com/office/word/2010/wordml" xmlns:wpg="http://schemas.microsoft.com/office/word/2010/wordprocessingGroup" xmlns:wpi="http://schemas.microsoft.com/office/word/2010/wordprocessingInk" xmlns:wne="http://schemas.microsoft.com/office/word/2006/wordml" xmlns:wps="http://schemas.microsoft.com/office/word/2010/wordprocessingShape" mc:Ignorable="w14 wp14">
+  <w:abstractNum w:abstractNumId="0">
+    <w:nsid w:val="005E4372"/>
+    <w:multiLevelType w:val="multilevel"/>
+    <w:tmpl w:val="6DBAD396"/>
+    <w:lvl w:ilvl="0">
+      <w:start w:val="1"/>
+      <w:numFmt w:val="bullet"/>
+      <w:lvlText w:val=""/>
+      <w:lvlJc w:val="left"/>
+      <w:pPr>
+        <w:tabs>
+          <w:tab w:val="num" w:pos="720"/>
+        </w:tabs>
+        <w:ind w:left="720" w:hanging="360"/>
+      </w:pPr>
+      <w:rPr>
+        <w:rFonts w:ascii="Symbol" w:hAnsi="Symbol" w:hint="default"/>
+        <w:sz w:val="20"/>
+      </w:rPr>
+    </w:lvl>
+    <w:lvl w:ilvl="1" w:tentative="1">
+      <w:start w:val="1"/>
+      <w:numFmt w:val="bullet"/>
+      <w:lvlText w:val="o"/>
+      <w:lvlJc w:val="left"/>
+      <w:pPr>
+        <w:tabs>
+          <w:tab w:val="num" w:pos="1440"/>
+        </w:tabs>
+        <w:ind w:left="1440" w:hanging="360"/>
+      </w:pPr>
+      <w:rPr>
+        <w:rFonts w:ascii="Courier New" w:hAnsi="Courier New" w:hint="default"/>
+        <w:sz w:val="20"/>
+      </w:rPr>
+    </w:lvl>
+    <w:lvl w:ilvl="2" w:tentative="1">
+      <w:start w:val="1"/>
+      <w:numFmt w:val="bullet"/>
+      <w:lvlText w:val=""/>
+      <w:lvlJc w:val="left"/>
+      <w:pPr>
+        <w:tabs>
+          <w:tab w:val="num" w:pos="2160"/>
+        </w:tabs>
+        <w:ind w:left="2160" w:hanging="360"/>
+      </w:pPr>
+      <w:rPr>
+        <w:rFonts w:ascii="Wingdings" w:hAnsi="Wingdings" w:hint="default"/>
+        <w:sz w:val="20"/>
+      </w:rPr>
+    </w:lvl>
+    <w:lvl w:ilvl="3" w:tentative="1">
+      <w:start w:val="1"/>
+      <w:numFmt w:val="bullet"/>
+      <w:lvlText w:val=""/>
+      <w:lvlJc w:val="left"/>
+      <w:pPr>
+        <w:tabs>
+          <w:tab w:val="num" w:pos="2880"/>
+        </w:tabs>
+        <w:ind w:left="2880" w:hanging="360"/>
+      </w:pPr>
+      <w:rPr>
+        <w:rFonts w:ascii="Wingdings" w:hAnsi="Wingdings" w:hint="default"/>
+        <w:sz w:val="20"/>
+      </w:rPr>
+    </w:lvl>
+    <w:lvl w:ilvl="4" w:tentative="1">
+      <w:start w:val="1"/>
+      <w:numFmt w:val="bullet"/>
+      <w:lvlText w:val=""/>
+      <w:lvlJc w:val="left"/>
+      <w:pPr>
+        <w:tabs>
+          <w:tab w:val="num" w:pos="3600"/>
+        </w:tabs>
+        <w:ind w:left="3600" w:hanging="360"/>
+      </w:pPr>
+      <w:rPr>
+        <w:rFonts w:ascii="Wingdings" w:hAnsi="Wingdings" w:hint="default"/>
+        <w:sz w:val="20"/>
+      </w:rPr>
+    </w:lvl>
+    <w:lvl w:ilvl="5" w:tentative="1">
+      <w:start w:val="1"/>
+      <w:numFmt w:val="bullet"/>
+      <w:lvlText w:val=""/>
+      <w:lvlJc w:val="left"/>
+      <w:pPr>
+        <w:tabs>
+          <w:tab w:val="num" w:pos="4320"/>
+        </w:tabs>
+        <w:ind w:left="4320" w:hanging="360"/>
+      </w:pPr>
+      <w:rPr>
+        <w:rFonts w:ascii="Wingdings" w:hAnsi="Wingdings" w:hint="default"/>
+        <w:sz w:val="20"/>
+      </w:rPr>
+    </w:lvl>
+    <w:lvl w:ilvl="6" w:tentative="1">
+      <w:start w:val="1"/>
+      <w:numFmt w:val="bullet"/>
+      <w:lvlText w:val=""/>
+      <w:lvlJc w:val="left"/>
+      <w:pPr>
+        <w:tabs>
+          <w:tab w:val="num" w:pos="5040"/>
+        </w:tabs>
+        <w:ind w:left="5040" w:hanging="360"/>
+      </w:pPr>
+      <w:rPr>
+        <w:rFonts w:ascii="Wingdings" w:hAnsi="Wingdings" w:hint="default"/>
+        <w:sz w:val="20"/>
+      </w:rPr>
+    </w:lvl>
+    <w:lvl w:ilvl="7" w:tentative="1">
+      <w:start w:val="1"/>
+      <w:numFmt w:val="bullet"/>
+      <w:lvlText w:val=""/>
+      <w:lvlJc w:val="left"/>
+      <w:pPr>
+        <w:tabs>
+          <w:tab w:val="num" w:pos="5760"/>
+        </w:tabs>
+        <w:ind w:left="5760" w:hanging="360"/>
+      </w:pPr>
+      <w:rPr>
+        <w:rFonts w:ascii="Wingdings" w:hAnsi="Wingdings" w:hint="default"/>
+        <w:sz w:val="20"/>
+      </w:rPr>
+    </w:lvl>
+    <w:lvl w:ilvl="8" w:tentative="1">
+      <w:start w:val="1"/>
+      <w:numFmt w:val="bullet"/>
+      <w:lvlText w:val=""/>
+      <w:lvlJc w:val="left"/>
+      <w:pPr>
+        <w:tabs>
+          <w:tab w:val="num" w:pos="6480"/>
+        </w:tabs>
+        <w:ind w:left="6480" w:hanging="360"/>
+      </w:pPr>
+      <w:rPr>
+        <w:rFonts w:ascii="Wingdings" w:hAnsi="Wingdings" w:hint="default"/>
+        <w:sz w:val="20"/>
+      </w:rPr>
+    </w:lvl>
+  </w:abstractNum>
+  <w:abstractNum w:abstractNumId="1">
+    <w:nsid w:val="43DB77B6"/>
+    <w:multiLevelType w:val="multilevel"/>
+    <w:tmpl w:val="9C9A5860"/>
+    <w:lvl w:ilvl="0">
+      <w:start w:val="1"/>
+      <w:numFmt w:val="bullet"/>
+      <w:lvlText w:val=""/>
+      <w:lvlJc w:val="left"/>
+      <w:pPr>
+        <w:tabs>
+          <w:tab w:val="num" w:pos="720"/>
+        </w:tabs>
+        <w:ind w:left="720" w:hanging="360"/>
+      </w:pPr>
+      <w:rPr>
+        <w:rFonts w:ascii="Symbol" w:hAnsi="Symbol" w:hint="default"/>
+        <w:sz w:val="20"/>
+      </w:rPr>
+    </w:lvl>
+    <w:lvl w:ilvl="1" w:tentative="1">
+      <w:start w:val="1"/>
+      <w:numFmt w:val="bullet"/>
+      <w:lvlText w:val="o"/>
+      <w:lvlJc w:val="left"/>
+      <w:pPr>
+        <w:tabs>
+          <w:tab w:val="num" w:pos="1440"/>
+        </w:tabs>
+        <w:ind w:left="1440" w:hanging="360"/>
+      </w:pPr>
+      <w:rPr>
+        <w:rFonts w:ascii="Courier New" w:hAnsi="Courier New" w:hint="default"/>
+        <w:sz w:val="20"/>
+      </w:rPr>
+    </w:lvl>
+    <w:lvl w:ilvl="2" w:tentative="1">
+      <w:start w:val="1"/>
+      <w:numFmt w:val="bullet"/>
+      <w:lvlText w:val=""/>
+      <w:lvlJc w:val="left"/>
+      <w:pPr>
+        <w:tabs>
+          <w:tab w:val="num" w:pos="2160"/>
+        </w:tabs>
+        <w:ind w:left="2160" w:hanging="360"/>
+      </w:pPr>
+      <w:rPr>
+        <w:rFonts w:ascii="Wingdings" w:hAnsi="Wingdings" w:hint="default"/>
+        <w:sz w:val="20"/>
+      </w:rPr>
+    </w:lvl>
+    <w:lvl w:ilvl="3" w:tentative="1">
+      <w:start w:val="1"/>
+      <w:numFmt w:val="bullet"/>
+      <w:lvlText w:val=""/>
+      <w:lvlJc w:val="left"/>
+      <w:pPr>
+        <w:tabs>
+          <w:tab w:val="num" w:pos="2880"/>
+        </w:tabs>
+        <w:ind w:left="2880" w:hanging="360"/>
+      </w:pPr>
+      <w:rPr>
+        <w:rFonts w:ascii="Wingdings" w:hAnsi="Wingdings" w:hint="default"/>
+        <w:sz w:val="20"/>
+      </w:rPr>
+    </w:lvl>
+    <w:lvl w:ilvl="4" w:tentative="1">
+      <w:start w:val="1"/>
+      <w:numFmt w:val="bullet"/>
+      <w:lvlText w:val=""/>
+      <w:lvlJc w:val="left"/>
+      <w:pPr>
+        <w:tabs>
+          <w:tab w:val="num" w:pos="3600"/>
+        </w:tabs>
+        <w:ind w:left="3600" w:hanging="360"/>
+      </w:pPr>
+      <w:rPr>
+        <w:rFonts w:ascii="Wingdings" w:hAnsi="Wingdings" w:hint="default"/>
+        <w:sz w:val="20"/>
+      </w:rPr>
+    </w:lvl>
+    <w:lvl w:ilvl="5" w:tentative="1">
+      <w:start w:val="1"/>
+      <w:numFmt w:val="bullet"/>
+      <w:lvlText w:val=""/>
+      <w:lvlJc w:val="left"/>
+      <w:pPr>
+        <w:tabs>
+          <w:tab w:val="num" w:pos="4320"/>
+        </w:tabs>
+        <w:ind w:left="4320" w:hanging="360"/>
+      </w:pPr>
+      <w:rPr>
+        <w:rFonts w:ascii="Wingdings" w:hAnsi="Wingdings" w:hint="default"/>
+        <w:sz w:val="20"/>
+      </w:rPr>
+    </w:lvl>
+    <w:lvl w:ilvl="6" w:tentative="1">
+      <w:start w:val="1"/>
+      <w:numFmt w:val="bullet"/>
+      <w:lvlText w:val=""/>
+      <w:lvlJc w:val="left"/>
+      <w:pPr>
+        <w:tabs>
+          <w:tab w:val="num" w:pos="5040"/>
+        </w:tabs>
+        <w:ind w:left="5040" w:hanging="360"/>
+      </w:pPr>
+      <w:rPr>
+        <w:rFonts w:ascii="Wingdings" w:hAnsi="Wingdings" w:hint="default"/>
+        <w:sz w:val="20"/>
+      </w:rPr>
+    </w:lvl>
+    <w:lvl w:ilvl="7" w:tentative="1">
+      <w:start w:val="1"/>
+      <w:numFmt w:val="bullet"/>
+      <w:lvlText w:val=""/>
+      <w:lvlJc w:val="left"/>
+      <w:pPr>
+        <w:tabs>
+          <w:tab w:val="num" w:pos="5760"/>
+        </w:tabs>
+        <w:ind w:left="5760" w:hanging="360"/>
+      </w:pPr>
+      <w:rPr>
+        <w:rFonts w:ascii="Wingdings" w:hAnsi="Wingdings" w:hint="default"/>
+        <w:sz w:val="20"/>
+      </w:rPr>
+    </w:lvl>
+    <w:lvl w:ilvl="8" w:tentative="1">
+      <w:start w:val="1"/>
+      <w:numFmt w:val="bullet"/>
+      <w:lvlText w:val=""/>
+      <w:lvlJc w:val="left"/>
+      <w:pPr>
+        <w:tabs>
+          <w:tab w:val="num" w:pos="6480"/>
+        </w:tabs>
+        <w:ind w:left="6480" w:hanging="360"/>
+      </w:pPr>
+      <w:rPr>
+        <w:rFonts w:ascii="Wingdings" w:hAnsi="Wingdings" w:hint="default"/>
+        <w:sz w:val="20"/>
+      </w:rPr>
+    </w:lvl>
+  </w:abstractNum>
+  <w:abstractNum w:abstractNumId="2">
+    <w:nsid w:val="75631BED"/>
+    <w:multiLevelType w:val="multilevel"/>
+    <w:tmpl w:val="FFA608B8"/>
+    <w:lvl w:ilvl="0">
+      <w:start w:val="1"/>
+      <w:numFmt w:val="bullet"/>
+      <w:lvlText w:val=""/>
+      <w:lvlJc w:val="left"/>
+      <w:pPr>
+        <w:tabs>
+          <w:tab w:val="num" w:pos="720"/>
+        </w:tabs>
+        <w:ind w:left="720" w:hanging="360"/>
+      </w:pPr>
+      <w:rPr>
+        <w:rFonts w:ascii="Symbol" w:hAnsi="Symbol" w:hint="default"/>
+        <w:sz w:val="20"/>
+      </w:rPr>
+    </w:lvl>
+    <w:lvl w:ilvl="1" w:tentative="1">
+      <w:start w:val="1"/>
+      <w:numFmt w:val="bullet"/>
+      <w:lvlText w:val="o"/>
+      <w:lvlJc w:val="left"/>
+      <w:pPr>
+        <w:tabs>
+          <w:tab w:val="num" w:pos="1440"/>
+        </w:tabs>
+        <w:ind w:left="1440" w:hanging="360"/>
+      </w:pPr>
+      <w:rPr>
+        <w:rFonts w:ascii="Courier New" w:hAnsi="Courier New" w:hint="default"/>
+        <w:sz w:val="20"/>
+      </w:rPr>
+    </w:lvl>
+    <w:lvl w:ilvl="2" w:tentative="1">
+      <w:start w:val="1"/>
+      <w:numFmt w:val="bullet"/>
+      <w:lvlText w:val=""/>
+      <w:lvlJc w:val="left"/>
+      <w:pPr>
+        <w:tabs>
+          <w:tab w:val="num" w:pos="2160"/>
+        </w:tabs>
+        <w:ind w:left="2160" w:hanging="360"/>
+      </w:pPr>
+      <w:rPr>
+        <w:rFonts w:ascii="Wingdings" w:hAnsi="Wingdings" w:hint="default"/>
+        <w:sz w:val="20"/>
+      </w:rPr>
+    </w:lvl>
+    <w:lvl w:ilvl="3" w:tentative="1">
+      <w:start w:val="1"/>
+      <w:numFmt w:val="bullet"/>
+      <w:lvlText w:val=""/>
+      <w:lvlJc w:val="left"/>
+      <w:pPr>
+        <w:tabs>
+          <w:tab w:val="num" w:pos="2880"/>
+        </w:tabs>
+        <w:ind w:left="2880" w:hanging="360"/>
+      </w:pPr>
+      <w:rPr>
+        <w:rFonts w:ascii="Wingdings" w:hAnsi="Wingdings" w:hint="default"/>
+        <w:sz w:val="20"/>
+      </w:rPr>
+    </w:lvl>
+    <w:lvl w:ilvl="4" w:tentative="1">
+      <w:start w:val="1"/>
+      <w:numFmt w:val="bullet"/>
+      <w:lvlText w:val=""/>
+      <w:lvlJc w:val="left"/>
+      <w:pPr>
+        <w:tabs>
+          <w:tab w:val="num" w:pos="3600"/>
+        </w:tabs>
+        <w:ind w:left="3600" w:hanging="360"/>
+      </w:pPr>
+      <w:rPr>
+        <w:rFonts w:ascii="Wingdings" w:hAnsi="Wingdings" w:hint="default"/>
+        <w:sz w:val="20"/>
+      </w:rPr>
+    </w:lvl>
+    <w:lvl w:ilvl="5" w:tentative="1">
+      <w:start w:val="1"/>
+      <w:numFmt w:val="bullet"/>
+      <w:lvlText w:val=""/>
+      <w:lvlJc w:val="left"/>
+      <w:pPr>
+        <w:tabs>
+          <w:tab w:val="num" w:pos="4320"/>
+        </w:tabs>
+        <w:ind w:left="4320" w:hanging="360"/>
+      </w:pPr>
+      <w:rPr>
+        <w:rFonts w:ascii="Wingdings" w:hAnsi="Wingdings" w:hint="default"/>
+        <w:sz w:val="20"/>
+      </w:rPr>
+    </w:lvl>
+    <w:lvl w:ilvl="6" w:tentative="1">
+      <w:start w:val="1"/>
+      <w:numFmt w:val="bullet"/>
+      <w:lvlText w:val=""/>
+      <w:lvlJc w:val="left"/>
+      <w:pPr>
+        <w:tabs>
+          <w:tab w:val="num" w:pos="5040"/>
+        </w:tabs>
+        <w:ind w:left="5040" w:hanging="360"/>
+      </w:pPr>
+      <w:rPr>
+        <w:rFonts w:ascii="Wingdings" w:hAnsi="Wingdings" w:hint="default"/>
+        <w:sz w:val="20"/>
+      </w:rPr>
+    </w:lvl>
+    <w:lvl w:ilvl="7" w:tentative="1">
+      <w:start w:val="1"/>
+      <w:numFmt w:val="bullet"/>
+      <w:lvlText w:val=""/>
+      <w:lvlJc w:val="left"/>
+      <w:pPr>
+        <w:tabs>
+          <w:tab w:val="num" w:pos="5760"/>
+        </w:tabs>
+        <w:ind w:left="5760" w:hanging="360"/>
+      </w:pPr>
+      <w:rPr>
+        <w:rFonts w:ascii="Wingdings" w:hAnsi="Wingdings" w:hint="default"/>
+        <w:sz w:val="20"/>
+      </w:rPr>
+    </w:lvl>
+    <w:lvl w:ilvl="8" w:tentative="1">
+      <w:start w:val="1"/>
+      <w:numFmt w:val="bullet"/>
+      <w:lvlText w:val=""/>
+      <w:lvlJc w:val="left"/>
+      <w:pPr>
+        <w:tabs>
+          <w:tab w:val="num" w:pos="6480"/>
+        </w:tabs>
+        <w:ind w:left="6480" w:hanging="360"/>
+      </w:pPr>
+      <w:rPr>
+        <w:rFonts w:ascii="Wingdings" w:hAnsi="Wingdings" w:hint="default"/>
+        <w:sz w:val="20"/>
+      </w:rPr>
+    </w:lvl>
+  </w:abstractNum>
+  <w:abstractNum w:abstractNumId="3">
+    <w:nsid w:val="7B287AAA"/>
+    <w:multiLevelType w:val="multilevel"/>
+    <w:tmpl w:val="3EDAB086"/>
+    <w:lvl w:ilvl="0">
+      <w:start w:val="1"/>
+      <w:numFmt w:val="bullet"/>
+      <w:lvlText w:val=""/>
+      <w:lvlJc w:val="left"/>
+      <w:pPr>
+        <w:tabs>
+          <w:tab w:val="num" w:pos="720"/>
+        </w:tabs>
+        <w:ind w:left="720" w:hanging="360"/>
+      </w:pPr>
+      <w:rPr>
+        <w:rFonts w:ascii="Symbol" w:hAnsi="Symbol" w:hint="default"/>
+        <w:sz w:val="20"/>
+      </w:rPr>
+    </w:lvl>
+    <w:lvl w:ilvl="1" w:tentative="1">
+      <w:start w:val="1"/>
+      <w:numFmt w:val="bullet"/>
+      <w:lvlText w:val="o"/>
+      <w:lvlJc w:val="left"/>
+      <w:pPr>
+        <w:tabs>
+          <w:tab w:val="num" w:pos="1440"/>
+        </w:tabs>
+        <w:ind w:left="1440" w:hanging="360"/>
+      </w:pPr>
+      <w:rPr>
+        <w:rFonts w:ascii="Courier New" w:hAnsi="Courier New" w:hint="default"/>
+        <w:sz w:val="20"/>
+      </w:rPr>
+    </w:lvl>
+    <w:lvl w:ilvl="2" w:tentative="1">
+      <w:start w:val="1"/>
+      <w:numFmt w:val="bullet"/>
+      <w:lvlText w:val=""/>
+      <w:lvlJc w:val="left"/>
+      <w:pPr>
+        <w:tabs>
+          <w:tab w:val="num" w:pos="2160"/>
+        </w:tabs>
+        <w:ind w:left="2160" w:hanging="360"/>
+      </w:pPr>
+      <w:rPr>
+        <w:rFonts w:ascii="Wingdings" w:hAnsi="Wingdings" w:hint="default"/>
+        <w:sz w:val="20"/>
+      </w:rPr>
+    </w:lvl>
+    <w:lvl w:ilvl="3" w:tentative="1">
+      <w:start w:val="1"/>
+      <w:numFmt w:val="bullet"/>
+      <w:lvlText w:val=""/>
+      <w:lvlJc w:val="left"/>
+      <w:pPr>
+        <w:tabs>
+          <w:tab w:val="num" w:pos="2880"/>
+        </w:tabs>
+        <w:ind w:left="2880" w:hanging="360"/>
+      </w:pPr>
+      <w:rPr>
+        <w:rFonts w:ascii="Wingdings" w:hAnsi="Wingdings" w:hint="default"/>
+        <w:sz w:val="20"/>
+      </w:rPr>
+    </w:lvl>
+    <w:lvl w:ilvl="4" w:tentative="1">
+      <w:start w:val="1"/>
+      <w:numFmt w:val="bullet"/>
+      <w:lvlText w:val=""/>
+      <w:lvlJc w:val="left"/>
+      <w:pPr>
+        <w:tabs>
+          <w:tab w:val="num" w:pos="3600"/>
+        </w:tabs>
+        <w:ind w:left="3600" w:hanging="360"/>
+      </w:pPr>
+      <w:rPr>
+        <w:rFonts w:ascii="Wingdings" w:hAnsi="Wingdings" w:hint="default"/>
+        <w:sz w:val="20"/>
+      </w:rPr>
+    </w:lvl>
+    <w:lvl w:ilvl="5" w:tentative="1">
+      <w:start w:val="1"/>
+      <w:numFmt w:val="bullet"/>
+      <w:lvlText w:val=""/>
+      <w:lvlJc w:val="left"/>
+      <w:pPr>
+        <w:tabs>
+          <w:tab w:val="num" w:pos="4320"/>
+        </w:tabs>
+        <w:ind w:left="4320" w:hanging="360"/>
+      </w:pPr>
+      <w:rPr>
+        <w:rFonts w:ascii="Wingdings" w:hAnsi="Wingdings" w:hint="default"/>
+        <w:sz w:val="20"/>
+      </w:rPr>
+    </w:lvl>
+    <w:lvl w:ilvl="6" w:tentative="1">
+      <w:start w:val="1"/>
+      <w:numFmt w:val="bullet"/>
+      <w:lvlText w:val=""/>
+      <w:lvlJc w:val="left"/>
+      <w:pPr>
+        <w:tabs>
+          <w:tab w:val="num" w:pos="5040"/>
+        </w:tabs>
+        <w:ind w:left="5040" w:hanging="360"/>
+      </w:pPr>
+      <w:rPr>
+        <w:rFonts w:ascii="Wingdings" w:hAnsi="Wingdings" w:hint="default"/>
+        <w:sz w:val="20"/>
+      </w:rPr>
+    </w:lvl>
+    <w:lvl w:ilvl="7" w:tentative="1">
+      <w:start w:val="1"/>
+      <w:numFmt w:val="bullet"/>
+      <w:lvlText w:val=""/>
+      <w:lvlJc w:val="left"/>
+      <w:pPr>
+        <w:tabs>
+          <w:tab w:val="num" w:pos="5760"/>
+        </w:tabs>
+        <w:ind w:left="5760" w:hanging="360"/>
+      </w:pPr>
+      <w:rPr>
+        <w:rFonts w:ascii="Wingdings" w:hAnsi="Wingdings" w:hint="default"/>
+        <w:sz w:val="20"/>
+      </w:rPr>
+    </w:lvl>
+    <w:lvl w:ilvl="8" w:tentative="1">
+      <w:start w:val="1"/>
+      <w:numFmt w:val="bullet"/>
+      <w:lvlText w:val=""/>
+      <w:lvlJc w:val="left"/>
+      <w:pPr>
+        <w:tabs>
+          <w:tab w:val="num" w:pos="6480"/>
+        </w:tabs>
+        <w:ind w:left="6480" w:hanging="360"/>
+      </w:pPr>
+      <w:rPr>
+        <w:rFonts w:ascii="Wingdings" w:hAnsi="Wingdings" w:hint="default"/>
+        <w:sz w:val="20"/>
+      </w:rPr>
+    </w:lvl>
+  </w:abstractNum>
+  <w:num w:numId="1">
+    <w:abstractNumId w:val="0"/>
+  </w:num>
+  <w:num w:numId="2">
+    <w:abstractNumId w:val="2"/>
+  </w:num>
+  <w:num w:numId="3">
+    <w:abstractNumId w:val="3"/>
+  </w:num>
+  <w:num w:numId="4">
+    <w:abstractNumId w:val="1"/>
+  </w:num>
+</w:numbering>
 </file>
 
 <file path=word/styles.xml><?xml version="1.0" encoding="utf-8"?>
@@ -326,7 +2712,7 @@
   <w:style w:type="paragraph" w:default="1" w:styleId="Normal">
     <w:name w:val="Normal"/>
     <w:qFormat/>
-    <w:rsid w:val="00965D9B"/>
+    <w:rsid w:val="00A27DD1"/>
   </w:style>
   <w:style w:type="paragraph" w:styleId="Heading1">
     <w:name w:val="heading 1"/>
@@ -347,6 +2733,31 @@
       <w:sz w:val="48"/>
       <w:szCs w:val="48"/>
       <w:lang w:eastAsia="en-IN"/>
+    </w:rPr>
+  </w:style>
+  <w:style w:type="paragraph" w:styleId="Heading2">
+    <w:name w:val="heading 2"/>
+    <w:basedOn w:val="Normal"/>
+    <w:next w:val="Normal"/>
+    <w:link w:val="Heading2Char"/>
+    <w:uiPriority w:val="9"/>
+    <w:semiHidden/>
+    <w:unhideWhenUsed/>
+    <w:qFormat/>
+    <w:rsid w:val="00485519"/>
+    <w:pPr>
+      <w:keepNext/>
+      <w:keepLines/>
+      <w:spacing w:before="200" w:after="0"/>
+      <w:outlineLvl w:val="1"/>
+    </w:pPr>
+    <w:rPr>
+      <w:rFonts w:asciiTheme="majorHAnsi" w:eastAsiaTheme="majorEastAsia" w:hAnsiTheme="majorHAnsi" w:cstheme="majorBidi"/>
+      <w:b/>
+      <w:bCs/>
+      <w:color w:val="4F81BD" w:themeColor="accent1"/>
+      <w:sz w:val="26"/>
+      <w:szCs w:val="26"/>
     </w:rPr>
   </w:style>
   <w:style w:type="character" w:default="1" w:styleId="DefaultParagraphFont">
@@ -389,6 +2800,63 @@
       <w:kern w:val="36"/>
       <w:sz w:val="48"/>
       <w:szCs w:val="48"/>
+      <w:lang w:eastAsia="en-IN"/>
+    </w:rPr>
+  </w:style>
+  <w:style w:type="character" w:customStyle="1" w:styleId="Heading2Char">
+    <w:name w:val="Heading 2 Char"/>
+    <w:basedOn w:val="DefaultParagraphFont"/>
+    <w:link w:val="Heading2"/>
+    <w:uiPriority w:val="9"/>
+    <w:semiHidden/>
+    <w:rsid w:val="00485519"/>
+    <w:rPr>
+      <w:rFonts w:asciiTheme="majorHAnsi" w:eastAsiaTheme="majorEastAsia" w:hAnsiTheme="majorHAnsi" w:cstheme="majorBidi"/>
+      <w:b/>
+      <w:bCs/>
+      <w:color w:val="4F81BD" w:themeColor="accent1"/>
+      <w:sz w:val="26"/>
+      <w:szCs w:val="26"/>
+    </w:rPr>
+  </w:style>
+  <w:style w:type="character" w:styleId="HTMLCode">
+    <w:name w:val="HTML Code"/>
+    <w:basedOn w:val="DefaultParagraphFont"/>
+    <w:uiPriority w:val="99"/>
+    <w:semiHidden/>
+    <w:unhideWhenUsed/>
+    <w:rsid w:val="00485519"/>
+    <w:rPr>
+      <w:rFonts w:ascii="Courier New" w:eastAsia="Times New Roman" w:hAnsi="Courier New" w:cs="Courier New"/>
+      <w:sz w:val="20"/>
+      <w:szCs w:val="20"/>
+    </w:rPr>
+  </w:style>
+  <w:style w:type="character" w:styleId="Strong">
+    <w:name w:val="Strong"/>
+    <w:basedOn w:val="DefaultParagraphFont"/>
+    <w:uiPriority w:val="22"/>
+    <w:qFormat/>
+    <w:rsid w:val="00485519"/>
+    <w:rPr>
+      <w:b/>
+      <w:bCs/>
+    </w:rPr>
+  </w:style>
+  <w:style w:type="paragraph" w:styleId="NormalWeb">
+    <w:name w:val="Normal (Web)"/>
+    <w:basedOn w:val="Normal"/>
+    <w:uiPriority w:val="99"/>
+    <w:semiHidden/>
+    <w:unhideWhenUsed/>
+    <w:rsid w:val="007A1B8B"/>
+    <w:pPr>
+      <w:spacing w:before="100" w:beforeAutospacing="1" w:after="100" w:afterAutospacing="1" w:line="240" w:lineRule="auto"/>
+    </w:pPr>
+    <w:rPr>
+      <w:rFonts w:ascii="Times New Roman" w:eastAsia="Times New Roman" w:hAnsi="Times New Roman" w:cs="Times New Roman"/>
+      <w:sz w:val="24"/>
+      <w:szCs w:val="24"/>
       <w:lang w:eastAsia="en-IN"/>
     </w:rPr>
   </w:style>
@@ -554,7 +3022,7 @@
   <w:style w:type="paragraph" w:default="1" w:styleId="Normal">
     <w:name w:val="Normal"/>
     <w:qFormat/>
-    <w:rsid w:val="00965D9B"/>
+    <w:rsid w:val="00A27DD1"/>
   </w:style>
   <w:style w:type="paragraph" w:styleId="Heading1">
     <w:name w:val="heading 1"/>
@@ -575,6 +3043,31 @@
       <w:sz w:val="48"/>
       <w:szCs w:val="48"/>
       <w:lang w:eastAsia="en-IN"/>
+    </w:rPr>
+  </w:style>
+  <w:style w:type="paragraph" w:styleId="Heading2">
+    <w:name w:val="heading 2"/>
+    <w:basedOn w:val="Normal"/>
+    <w:next w:val="Normal"/>
+    <w:link w:val="Heading2Char"/>
+    <w:uiPriority w:val="9"/>
+    <w:semiHidden/>
+    <w:unhideWhenUsed/>
+    <w:qFormat/>
+    <w:rsid w:val="00485519"/>
+    <w:pPr>
+      <w:keepNext/>
+      <w:keepLines/>
+      <w:spacing w:before="200" w:after="0"/>
+      <w:outlineLvl w:val="1"/>
+    </w:pPr>
+    <w:rPr>
+      <w:rFonts w:asciiTheme="majorHAnsi" w:eastAsiaTheme="majorEastAsia" w:hAnsiTheme="majorHAnsi" w:cstheme="majorBidi"/>
+      <w:b/>
+      <w:bCs/>
+      <w:color w:val="4F81BD" w:themeColor="accent1"/>
+      <w:sz w:val="26"/>
+      <w:szCs w:val="26"/>
     </w:rPr>
   </w:style>
   <w:style w:type="character" w:default="1" w:styleId="DefaultParagraphFont">
@@ -617,6 +3110,63 @@
       <w:kern w:val="36"/>
       <w:sz w:val="48"/>
       <w:szCs w:val="48"/>
+      <w:lang w:eastAsia="en-IN"/>
+    </w:rPr>
+  </w:style>
+  <w:style w:type="character" w:customStyle="1" w:styleId="Heading2Char">
+    <w:name w:val="Heading 2 Char"/>
+    <w:basedOn w:val="DefaultParagraphFont"/>
+    <w:link w:val="Heading2"/>
+    <w:uiPriority w:val="9"/>
+    <w:semiHidden/>
+    <w:rsid w:val="00485519"/>
+    <w:rPr>
+      <w:rFonts w:asciiTheme="majorHAnsi" w:eastAsiaTheme="majorEastAsia" w:hAnsiTheme="majorHAnsi" w:cstheme="majorBidi"/>
+      <w:b/>
+      <w:bCs/>
+      <w:color w:val="4F81BD" w:themeColor="accent1"/>
+      <w:sz w:val="26"/>
+      <w:szCs w:val="26"/>
+    </w:rPr>
+  </w:style>
+  <w:style w:type="character" w:styleId="HTMLCode">
+    <w:name w:val="HTML Code"/>
+    <w:basedOn w:val="DefaultParagraphFont"/>
+    <w:uiPriority w:val="99"/>
+    <w:semiHidden/>
+    <w:unhideWhenUsed/>
+    <w:rsid w:val="00485519"/>
+    <w:rPr>
+      <w:rFonts w:ascii="Courier New" w:eastAsia="Times New Roman" w:hAnsi="Courier New" w:cs="Courier New"/>
+      <w:sz w:val="20"/>
+      <w:szCs w:val="20"/>
+    </w:rPr>
+  </w:style>
+  <w:style w:type="character" w:styleId="Strong">
+    <w:name w:val="Strong"/>
+    <w:basedOn w:val="DefaultParagraphFont"/>
+    <w:uiPriority w:val="22"/>
+    <w:qFormat/>
+    <w:rsid w:val="00485519"/>
+    <w:rPr>
+      <w:b/>
+      <w:bCs/>
+    </w:rPr>
+  </w:style>
+  <w:style w:type="paragraph" w:styleId="NormalWeb">
+    <w:name w:val="Normal (Web)"/>
+    <w:basedOn w:val="Normal"/>
+    <w:uiPriority w:val="99"/>
+    <w:semiHidden/>
+    <w:unhideWhenUsed/>
+    <w:rsid w:val="007A1B8B"/>
+    <w:pPr>
+      <w:spacing w:before="100" w:beforeAutospacing="1" w:after="100" w:afterAutospacing="1" w:line="240" w:lineRule="auto"/>
+    </w:pPr>
+    <w:rPr>
+      <w:rFonts w:ascii="Times New Roman" w:eastAsia="Times New Roman" w:hAnsi="Times New Roman" w:cs="Times New Roman"/>
+      <w:sz w:val="24"/>
+      <w:szCs w:val="24"/>
       <w:lang w:eastAsia="en-IN"/>
     </w:rPr>
   </w:style>
